--- a/treasury-platform/docs/30-readiness/word/DOC-F15-obligations-financials-states.docx
+++ b/treasury-platform/docs/30-readiness/word/DOC-F15-obligations-financials-states.docx
@@ -20439,14 +20439,23 @@
             </w:pPr>
             <w:r>
               <w:rPr>
-                <w:rFonts w:ascii="Arial" w:cs="Arial" w:eastAsia="Arial" w:hAnsi="Arial"/>
-                <w:b w:val="false"/>
-                <w:bCs w:val="false"/>
-                <w:sz w:val="18"/>
-                <w:szCs w:val="18"/>
-                <w:rtl/>
-              </w:rPr>
-              <w:t xml:space="preserve">SUSPENDED ورفعه بمراجعة؛ ENDED مشتقة؛ البنود المستقبلية تُلغى بسبب</w:t>
+                <w:rFonts w:ascii="Segoe UI Emoji" w:cs="Segoe UI Emoji" w:eastAsia="Segoe UI Emoji" w:hAnsi="Segoe UI Emoji"/>
+                <w:sz w:val="18"/>
+                <w:szCs w:val="18"/>
+                <w:rtl/>
+              </w:rPr>
+              <w:t xml:space="preserve">✅</w:t>
+            </w:r>
+            <w:r>
+              <w:rPr>
+                <w:rFonts w:ascii="Arial" w:cs="Arial" w:eastAsia="Arial" w:hAnsi="Arial"/>
+                <w:b w:val="false"/>
+                <w:bCs w:val="false"/>
+                <w:sz w:val="18"/>
+                <w:szCs w:val="18"/>
+                <w:rtl/>
+              </w:rPr>
+              <w:t xml:space="preserve"> معتمد من المالك (2026-10-12): SUSPENDED ورفعه بمراجعة؛ ENDED مشتقة؛ البنود المستقبلية تُلغى بسبب</w:t>
             </w:r>
           </w:p>
         </w:tc>
@@ -20838,14 +20847,23 @@
             </w:pPr>
             <w:r>
               <w:rPr>
-                <w:rFonts w:ascii="Arial" w:cs="Arial" w:eastAsia="Arial" w:hAnsi="Arial"/>
-                <w:b w:val="false"/>
-                <w:bCs w:val="false"/>
-                <w:sz w:val="18"/>
-                <w:szCs w:val="18"/>
-                <w:rtl/>
-              </w:rPr>
-              <w:t xml:space="preserve">كما في §4.3: غير المنتهي فقط</w:t>
+                <w:rFonts w:ascii="Segoe UI Emoji" w:cs="Segoe UI Emoji" w:eastAsia="Segoe UI Emoji" w:hAnsi="Segoe UI Emoji"/>
+                <w:sz w:val="18"/>
+                <w:szCs w:val="18"/>
+                <w:rtl/>
+              </w:rPr>
+              <w:t xml:space="preserve">✅</w:t>
+            </w:r>
+            <w:r>
+              <w:rPr>
+                <w:rFonts w:ascii="Arial" w:cs="Arial" w:eastAsia="Arial" w:hAnsi="Arial"/>
+                <w:b w:val="false"/>
+                <w:bCs w:val="false"/>
+                <w:sz w:val="18"/>
+                <w:szCs w:val="18"/>
+                <w:rtl/>
+              </w:rPr>
+              <w:t xml:space="preserve"> معتمد (O-15، ADR 0011، DR-39): تجميد الاختبار بعد التقييم قبل S2-ب. المقترح: كما في §4.3: غير المنتهي فقط</w:t>
             </w:r>
           </w:p>
         </w:tc>
@@ -21425,14 +21443,23 @@
             </w:pPr>
             <w:r>
               <w:rPr>
-                <w:rFonts w:ascii="Arial" w:cs="Arial" w:eastAsia="Arial" w:hAnsi="Arial"/>
-                <w:b w:val="false"/>
-                <w:bCs w:val="false"/>
-                <w:sz w:val="18"/>
-                <w:szCs w:val="18"/>
-                <w:rtl/>
-              </w:rPr>
-              <w:t xml:space="preserve">خطوة واحدة إلى REVIEWED بمراجِع ودليل؛ UNDER_REVIEW حين لا يُحسم</w:t>
+                <w:rFonts w:ascii="Segoe UI Emoji" w:cs="Segoe UI Emoji" w:eastAsia="Segoe UI Emoji" w:hAnsi="Segoe UI Emoji"/>
+                <w:sz w:val="18"/>
+                <w:szCs w:val="18"/>
+                <w:rtl/>
+              </w:rPr>
+              <w:t xml:space="preserve">✅</w:t>
+            </w:r>
+            <w:r>
+              <w:rPr>
+                <w:rFonts w:ascii="Arial" w:cs="Arial" w:eastAsia="Arial" w:hAnsi="Arial"/>
+                <w:b w:val="false"/>
+                <w:bCs w:val="false"/>
+                <w:sz w:val="18"/>
+                <w:szCs w:val="18"/>
+                <w:rtl/>
+              </w:rPr>
+              <w:t xml:space="preserve"> معتمد من المالك (2026-10-12): خطوة واحدة إلى REVIEWED بمراجِع ودليل؛ UNDER_REVIEW حين لا يُحسم</w:t>
             </w:r>
           </w:p>
         </w:tc>
@@ -21612,14 +21639,23 @@
             </w:pPr>
             <w:r>
               <w:rPr>
-                <w:rFonts w:ascii="Arial" w:cs="Arial" w:eastAsia="Arial" w:hAnsi="Arial"/>
-                <w:b w:val="false"/>
-                <w:bCs w:val="false"/>
-                <w:sz w:val="18"/>
-                <w:szCs w:val="18"/>
-                <w:rtl/>
-              </w:rPr>
-              <w:t xml:space="preserve">المهمة عند OVERDUE بعد </w:t>
+                <w:rFonts w:ascii="Segoe UI Emoji" w:cs="Segoe UI Emoji" w:eastAsia="Segoe UI Emoji" w:hAnsi="Segoe UI Emoji"/>
+                <w:sz w:val="18"/>
+                <w:szCs w:val="18"/>
+                <w:rtl/>
+              </w:rPr>
+              <w:t xml:space="preserve">✅</w:t>
+            </w:r>
+            <w:r>
+              <w:rPr>
+                <w:rFonts w:ascii="Arial" w:cs="Arial" w:eastAsia="Arial" w:hAnsi="Arial"/>
+                <w:b w:val="false"/>
+                <w:bCs w:val="false"/>
+                <w:sz w:val="18"/>
+                <w:szCs w:val="18"/>
+                <w:rtl/>
+              </w:rPr>
+              <w:t xml:space="preserve"> معتمد من المالك (2026-10-12): المهمة عند OVERDUE بعد </w:t>
             </w:r>
             <w:r>
               <w:rPr>
@@ -21824,14 +21860,23 @@
             </w:pPr>
             <w:r>
               <w:rPr>
-                <w:rFonts w:ascii="Arial" w:cs="Arial" w:eastAsia="Arial" w:hAnsi="Arial"/>
-                <w:b w:val="false"/>
-                <w:bCs w:val="false"/>
-                <w:sz w:val="18"/>
-                <w:szCs w:val="18"/>
-                <w:rtl/>
-              </w:rPr>
-              <w:t xml:space="preserve">آليًا عند الكشف إن كانت </w:t>
+                <w:rFonts w:ascii="Segoe UI Emoji" w:cs="Segoe UI Emoji" w:eastAsia="Segoe UI Emoji" w:hAnsi="Segoe UI Emoji"/>
+                <w:sz w:val="18"/>
+                <w:szCs w:val="18"/>
+                <w:rtl/>
+              </w:rPr>
+              <w:t xml:space="preserve">✅</w:t>
+            </w:r>
+            <w:r>
+              <w:rPr>
+                <w:rFonts w:ascii="Arial" w:cs="Arial" w:eastAsia="Arial" w:hAnsi="Arial"/>
+                <w:b w:val="false"/>
+                <w:bCs w:val="false"/>
+                <w:sz w:val="18"/>
+                <w:szCs w:val="18"/>
+                <w:rtl/>
+              </w:rPr>
+              <w:t xml:space="preserve"> معتمد من المالك (2026-10-12): آليًا عند الكشف إن كانت </w:t>
             </w:r>
             <w:r>
               <w:rPr>
@@ -22035,14 +22080,23 @@
             </w:pPr>
             <w:r>
               <w:rPr>
-                <w:rFonts w:ascii="Arial" w:cs="Arial" w:eastAsia="Arial" w:hAnsi="Arial"/>
-                <w:b w:val="false"/>
-                <w:bCs w:val="false"/>
-                <w:sz w:val="18"/>
-                <w:szCs w:val="18"/>
-                <w:rtl/>
-              </w:rPr>
-              <w:t xml:space="preserve">إضافة </w:t>
+                <w:rFonts w:ascii="Segoe UI Emoji" w:cs="Segoe UI Emoji" w:eastAsia="Segoe UI Emoji" w:hAnsi="Segoe UI Emoji"/>
+                <w:sz w:val="18"/>
+                <w:szCs w:val="18"/>
+                <w:rtl/>
+              </w:rPr>
+              <w:t xml:space="preserve">✅</w:t>
+            </w:r>
+            <w:r>
+              <w:rPr>
+                <w:rFonts w:ascii="Arial" w:cs="Arial" w:eastAsia="Arial" w:hAnsi="Arial"/>
+                <w:b w:val="false"/>
+                <w:bCs w:val="false"/>
+                <w:sz w:val="18"/>
+                <w:szCs w:val="18"/>
+                <w:rtl/>
+              </w:rPr>
+              <w:t xml:space="preserve"> معتمد من المالك (2026-10-12): إضافة </w:t>
             </w:r>
             <w:r>
               <w:rPr>
@@ -22458,14 +22512,23 @@
             </w:pPr>
             <w:r>
               <w:rPr>
-                <w:rFonts w:ascii="Arial" w:cs="Arial" w:eastAsia="Arial" w:hAnsi="Arial"/>
-                <w:b w:val="false"/>
-                <w:bCs w:val="false"/>
-                <w:sz w:val="18"/>
-                <w:szCs w:val="18"/>
-                <w:rtl/>
-              </w:rPr>
-              <w:t xml:space="preserve">لا خرق ثانٍ؛ NeedsReview على القائم</w:t>
+                <w:rFonts w:ascii="Segoe UI Emoji" w:cs="Segoe UI Emoji" w:eastAsia="Segoe UI Emoji" w:hAnsi="Segoe UI Emoji"/>
+                <w:sz w:val="18"/>
+                <w:szCs w:val="18"/>
+                <w:rtl/>
+              </w:rPr>
+              <w:t xml:space="preserve">✅</w:t>
+            </w:r>
+            <w:r>
+              <w:rPr>
+                <w:rFonts w:ascii="Arial" w:cs="Arial" w:eastAsia="Arial" w:hAnsi="Arial"/>
+                <w:b w:val="false"/>
+                <w:bCs w:val="false"/>
+                <w:sz w:val="18"/>
+                <w:szCs w:val="18"/>
+                <w:rtl/>
+              </w:rPr>
+              <w:t xml:space="preserve"> معتمد من المالك (2026-10-12): لا خرق ثانٍ؛ NeedsReview على القائم</w:t>
             </w:r>
           </w:p>
         </w:tc>
@@ -22646,14 +22709,23 @@
             </w:pPr>
             <w:r>
               <w:rPr>
-                <w:rFonts w:ascii="Arial" w:cs="Arial" w:eastAsia="Arial" w:hAnsi="Arial"/>
-                <w:b w:val="false"/>
-                <w:bCs w:val="false"/>
-                <w:sz w:val="18"/>
-                <w:szCs w:val="18"/>
-                <w:rtl/>
-              </w:rPr>
-              <w:t xml:space="preserve">TM بـ </w:t>
+                <w:rFonts w:ascii="Segoe UI Emoji" w:cs="Segoe UI Emoji" w:eastAsia="Segoe UI Emoji" w:hAnsi="Segoe UI Emoji"/>
+                <w:sz w:val="18"/>
+                <w:szCs w:val="18"/>
+                <w:rtl/>
+              </w:rPr>
+              <w:t xml:space="preserve">✅</w:t>
+            </w:r>
+            <w:r>
+              <w:rPr>
+                <w:rFonts w:ascii="Arial" w:cs="Arial" w:eastAsia="Arial" w:hAnsi="Arial"/>
+                <w:b w:val="false"/>
+                <w:bCs w:val="false"/>
+                <w:sz w:val="18"/>
+                <w:szCs w:val="18"/>
+                <w:rtl/>
+              </w:rPr>
+              <w:t xml:space="preserve"> معتمد من المالك (2026-10-12): TM بـ </w:t>
             </w:r>
             <w:r>
               <w:rPr>
@@ -22857,14 +22929,23 @@
             </w:pPr>
             <w:r>
               <w:rPr>
-                <w:rFonts w:ascii="Arial" w:cs="Arial" w:eastAsia="Arial" w:hAnsi="Arial"/>
-                <w:b w:val="false"/>
-                <w:bCs w:val="false"/>
-                <w:sz w:val="18"/>
-                <w:szCs w:val="18"/>
-                <w:rtl/>
-              </w:rPr>
-              <w:t xml:space="preserve">لا رجوع؛ تعديل مدقَّق؛ والخرق الناتج يغلقه TM إن زال التأخير</w:t>
+                <w:rFonts w:ascii="Segoe UI Emoji" w:cs="Segoe UI Emoji" w:eastAsia="Segoe UI Emoji" w:hAnsi="Segoe UI Emoji"/>
+                <w:sz w:val="18"/>
+                <w:szCs w:val="18"/>
+                <w:rtl/>
+              </w:rPr>
+              <w:t xml:space="preserve">✅</w:t>
+            </w:r>
+            <w:r>
+              <w:rPr>
+                <w:rFonts w:ascii="Arial" w:cs="Arial" w:eastAsia="Arial" w:hAnsi="Arial"/>
+                <w:b w:val="false"/>
+                <w:bCs w:val="false"/>
+                <w:sz w:val="18"/>
+                <w:szCs w:val="18"/>
+                <w:rtl/>
+              </w:rPr>
+              <w:t xml:space="preserve"> معتمد من المالك (2026-10-12): لا رجوع؛ تعديل مدقَّق؛ والخرق الناتج يغلقه TM إن زال التأخير</w:t>
             </w:r>
           </w:p>
         </w:tc>
@@ -23045,14 +23126,23 @@
             </w:pPr>
             <w:r>
               <w:rPr>
-                <w:rFonts w:ascii="Arial" w:cs="Arial" w:eastAsia="Arial" w:hAnsi="Arial"/>
-                <w:b w:val="false"/>
-                <w:bCs w:val="false"/>
-                <w:sz w:val="18"/>
-                <w:szCs w:val="18"/>
-                <w:rtl/>
-              </w:rPr>
-              <w:t xml:space="preserve">AMBER لكليهما</w:t>
+                <w:rFonts w:ascii="Segoe UI Emoji" w:cs="Segoe UI Emoji" w:eastAsia="Segoe UI Emoji" w:hAnsi="Segoe UI Emoji"/>
+                <w:sz w:val="18"/>
+                <w:szCs w:val="18"/>
+                <w:rtl/>
+              </w:rPr>
+              <w:t xml:space="preserve">✅</w:t>
+            </w:r>
+            <w:r>
+              <w:rPr>
+                <w:rFonts w:ascii="Arial" w:cs="Arial" w:eastAsia="Arial" w:hAnsi="Arial"/>
+                <w:b w:val="false"/>
+                <w:bCs w:val="false"/>
+                <w:sz w:val="18"/>
+                <w:szCs w:val="18"/>
+                <w:rtl/>
+              </w:rPr>
+              <w:t xml:space="preserve"> معتمد من المالك (2026-10-12): AMBER لكليهما</w:t>
             </w:r>
           </w:p>
         </w:tc>
@@ -23232,14 +23322,23 @@
             </w:pPr>
             <w:r>
               <w:rPr>
-                <w:rFonts w:ascii="Arial" w:cs="Arial" w:eastAsia="Arial" w:hAnsi="Arial"/>
-                <w:b w:val="false"/>
-                <w:bCs w:val="false"/>
-                <w:sz w:val="18"/>
-                <w:szCs w:val="18"/>
-                <w:rtl/>
-              </w:rPr>
-              <w:t xml:space="preserve">NeedsReview وتنبيه يومي بلا تغيير حالة</w:t>
+                <w:rFonts w:ascii="Segoe UI Emoji" w:cs="Segoe UI Emoji" w:eastAsia="Segoe UI Emoji" w:hAnsi="Segoe UI Emoji"/>
+                <w:sz w:val="18"/>
+                <w:szCs w:val="18"/>
+                <w:rtl/>
+              </w:rPr>
+              <w:t xml:space="preserve">✅</w:t>
+            </w:r>
+            <w:r>
+              <w:rPr>
+                <w:rFonts w:ascii="Arial" w:cs="Arial" w:eastAsia="Arial" w:hAnsi="Arial"/>
+                <w:b w:val="false"/>
+                <w:bCs w:val="false"/>
+                <w:sz w:val="18"/>
+                <w:szCs w:val="18"/>
+                <w:rtl/>
+              </w:rPr>
+              <w:t xml:space="preserve"> معتمد من المالك (2026-10-12): NeedsReview وتنبيه يومي بلا تغيير حالة</w:t>
             </w:r>
           </w:p>
         </w:tc>
@@ -23819,14 +23918,23 @@
             </w:pPr>
             <w:r>
               <w:rPr>
-                <w:rFonts w:ascii="Arial" w:cs="Arial" w:eastAsia="Arial" w:hAnsi="Arial"/>
-                <w:b w:val="false"/>
-                <w:bCs w:val="false"/>
-                <w:sz w:val="18"/>
-                <w:szCs w:val="18"/>
-                <w:rtl/>
-              </w:rPr>
-              <w:t xml:space="preserve">المؤكد وحده؛ يؤكده حامل </w:t>
+                <w:rFonts w:ascii="Segoe UI Emoji" w:cs="Segoe UI Emoji" w:eastAsia="Segoe UI Emoji" w:hAnsi="Segoe UI Emoji"/>
+                <w:sz w:val="18"/>
+                <w:szCs w:val="18"/>
+                <w:rtl/>
+              </w:rPr>
+              <w:t xml:space="preserve">✅</w:t>
+            </w:r>
+            <w:r>
+              <w:rPr>
+                <w:rFonts w:ascii="Arial" w:cs="Arial" w:eastAsia="Arial" w:hAnsi="Arial"/>
+                <w:b w:val="false"/>
+                <w:bCs w:val="false"/>
+                <w:sz w:val="18"/>
+                <w:szCs w:val="18"/>
+                <w:rtl/>
+              </w:rPr>
+              <w:t xml:space="preserve"> معتمد من المالك (2026-10-12): المؤكد وحده؛ يؤكده حامل </w:t>
             </w:r>
             <w:r>
               <w:rPr>

--- a/treasury-platform/docs/30-readiness/word/DOC-F15-obligations-financials-states.docx
+++ b/treasury-platform/docs/30-readiness/word/DOC-F15-obligations-financials-states.docx
@@ -7132,7 +7132,51 @@
           <w:szCs w:val="21"/>
           <w:rtl/>
         </w:rPr>
-        <w:t xml:space="preserve"> الصف المقيَّم «لا يُعدَّل» في التصميم (m14:301)، لكن القاعدة تسمح بتحديثه (DR-39). نقترح قادحًا يمنع تغيير النتيجة واللقطة بعد EVALUATED، ويسمح بحقول المراجعة فقط (DQ-F15-4).</w:t>
+        <w:t xml:space="preserve"> الصف المقيَّم «لا يُعدَّل» في التصميم (m14:301)، لكن القاعدة تسمح بتحديثه (DR-39). نقترح قادحًا يمنع تغيير النتيجة واللقطة بعد EVALUATED، ويسمح بحقول المراجعة فقط (DQ-F15-4). </w:t>
+      </w:r>
+      <w:r>
+        <w:rPr>
+          <w:rFonts w:ascii="Segoe UI Emoji" w:cs="Segoe UI Emoji" w:eastAsia="Segoe UI Emoji" w:hAnsi="Segoe UI Emoji"/>
+          <w:sz w:val="21"/>
+          <w:szCs w:val="21"/>
+          <w:rtl/>
+        </w:rPr>
+        <w:t xml:space="preserve">✅</w:t>
+      </w:r>
+      <w:r>
+        <w:rPr>
+          <w:rFonts w:ascii="Arial" w:cs="Arial" w:eastAsia="Arial" w:hAnsi="Arial"/>
+          <w:b w:val="false"/>
+          <w:bCs w:val="false"/>
+          <w:sz w:val="21"/>
+          <w:szCs w:val="21"/>
+          <w:rtl/>
+        </w:rPr>
+        <w:t xml:space="preserve"> منفّذ 2026-10-13 (</w:t>
+      </w:r>
+      <w:r>
+        <w:rPr>
+          <w:rFonts w:ascii="Courier New" w:cs="Courier New" w:eastAsia="Courier New" w:hAnsi="Courier New"/>
+          <w:b w:val="false"/>
+          <w:bCs w:val="false"/>
+          <w:color w:val="1F2937"/>
+          <w:sz w:val="18"/>
+          <w:szCs w:val="18"/>
+          <w:shd w:fill="F1F3F5" w:color="auto" w:val="clear"/>
+          <w:rtl/>
+        </w:rPr>
+        <w:t xml:space="preserve">‎db/static/044_entry_guards.sql‎</w:t>
+      </w:r>
+      <w:r>
+        <w:rPr>
+          <w:rFonts w:ascii="Arial" w:cs="Arial" w:eastAsia="Arial" w:hAnsi="Arial"/>
+          <w:b w:val="false"/>
+          <w:bCs w:val="false"/>
+          <w:sz w:val="21"/>
+          <w:szCs w:val="21"/>
+          <w:rtl/>
+        </w:rPr>
+        <w:t xml:space="preserve">، 50053).</w:t>
       </w:r>
     </w:p>
     <w:p>
@@ -21044,14 +21088,23 @@
             </w:pPr>
             <w:r>
               <w:rPr>
-                <w:rFonts w:ascii="Arial" w:cs="Arial" w:eastAsia="Arial" w:hAnsi="Arial"/>
-                <w:b w:val="false"/>
-                <w:bCs w:val="false"/>
-                <w:sz w:val="18"/>
-                <w:szCs w:val="18"/>
-                <w:rtl/>
-              </w:rPr>
-              <w:t xml:space="preserve">قادح يرفض تغيير النتيجة واللقطة، ويسمح بحقول المراجعة</w:t>
+                <w:rFonts w:ascii="Segoe UI Emoji" w:cs="Segoe UI Emoji" w:eastAsia="Segoe UI Emoji" w:hAnsi="Segoe UI Emoji"/>
+                <w:sz w:val="18"/>
+                <w:szCs w:val="18"/>
+                <w:rtl/>
+              </w:rPr>
+              <w:t xml:space="preserve">✅</w:t>
+            </w:r>
+            <w:r>
+              <w:rPr>
+                <w:rFonts w:ascii="Arial" w:cs="Arial" w:eastAsia="Arial" w:hAnsi="Arial"/>
+                <w:b w:val="false"/>
+                <w:bCs w:val="false"/>
+                <w:sz w:val="18"/>
+                <w:szCs w:val="18"/>
+                <w:rtl/>
+              </w:rPr>
+              <w:t xml:space="preserve"> منفّذ (ADR 0011، 2026-10-13): قادح يرفض تغيير النتيجة واللقطة والتعهد ونسخة الصيغة والحذف والرجوع، ويسمح بالمراجعة مرة ثم NextReviewOn وحده (50053)؛ والتقييم الآلي يسمّي نسخة صيغة التعهد ويحفظ كل مدخلاته (50054؛ RF28). المقترح: قادح يرفض تغيير النتيجة واللقطة، ويسمح بحقول المراجعة</w:t>
             </w:r>
           </w:p>
         </w:tc>
@@ -22945,7 +22998,27 @@
                 <w:szCs w:val="18"/>
                 <w:rtl/>
               </w:rPr>
-              <w:t xml:space="preserve"> معتمد من المالك (2026-10-12): لا رجوع؛ تعديل مدقَّق؛ والخرق الناتج يغلقه TM إن زال التأخير</w:t>
+              <w:t xml:space="preserve"> معتمد من المالك (2026-10-12): لا رجوع؛ تعديل مدقَّق؛ والخرق الناتج يغلقه TM إن زال التأخير. </w:t>
+            </w:r>
+            <w:r>
+              <w:rPr>
+                <w:rFonts w:ascii="Segoe UI Emoji" w:cs="Segoe UI Emoji" w:eastAsia="Segoe UI Emoji" w:hAnsi="Segoe UI Emoji"/>
+                <w:sz w:val="18"/>
+                <w:szCs w:val="18"/>
+                <w:rtl/>
+              </w:rPr>
+              <w:t xml:space="preserve">✅</w:t>
+            </w:r>
+            <w:r>
+              <w:rPr>
+                <w:rFonts w:ascii="Arial" w:cs="Arial" w:eastAsia="Arial" w:hAnsi="Arial"/>
+                <w:b w:val="false"/>
+                <w:bCs w:val="false"/>
+                <w:sz w:val="18"/>
+                <w:szCs w:val="18"/>
+                <w:rtl/>
+              </w:rPr>
+              <w:t xml:space="preserve"> مفروض في القاعدة (2026-10-13، DR-39): البند النهائي يبقى بحالته والتزامه وفترته، وتُصحَّح تفاصيل التقديم وحدها (50055؛ RF29)</w:t>
             </w:r>
           </w:p>
         </w:tc>

--- a/treasury-platform/docs/30-readiness/word/DOC-F15-obligations-financials-states.docx
+++ b/treasury-platform/docs/30-readiness/word/DOC-F15-obligations-financials-states.docx
@@ -2451,7 +2451,51 @@
           <w:szCs w:val="21"/>
           <w:rtl/>
         </w:rPr>
-        <w:t xml:space="preserve"> وحالة التسهيل ولا تُكتب يدويًا (DQ-F15-1).</w:t>
+        <w:t xml:space="preserve"> وحالة التسهيل ولا تُكتب يدويًا (DQ-F15-1). </w:t>
+      </w:r>
+      <w:r>
+        <w:rPr>
+          <w:rFonts w:ascii="Segoe UI Emoji" w:cs="Segoe UI Emoji" w:eastAsia="Segoe UI Emoji" w:hAnsi="Segoe UI Emoji"/>
+          <w:sz w:val="21"/>
+          <w:szCs w:val="21"/>
+          <w:rtl/>
+        </w:rPr>
+        <w:t xml:space="preserve">✅</w:t>
+      </w:r>
+      <w:r>
+        <w:rPr>
+          <w:rFonts w:ascii="Arial" w:cs="Arial" w:eastAsia="Arial" w:hAnsi="Arial"/>
+          <w:b w:val="false"/>
+          <w:bCs w:val="false"/>
+          <w:sz w:val="21"/>
+          <w:szCs w:val="21"/>
+          <w:rtl/>
+        </w:rPr>
+        <w:t xml:space="preserve"> ولا تُخزَّن: أُزيلت من قيم </w:t>
+      </w:r>
+      <w:r>
+        <w:rPr>
+          <w:rFonts w:ascii="Courier New" w:cs="Courier New" w:eastAsia="Courier New" w:hAnsi="Courier New"/>
+          <w:b w:val="false"/>
+          <w:bCs w:val="false"/>
+          <w:color w:val="1F2937"/>
+          <w:sz w:val="18"/>
+          <w:szCs w:val="18"/>
+          <w:shd w:fill="F1F3F5" w:color="auto" w:val="clear"/>
+          <w:rtl/>
+        </w:rPr>
+        <w:t xml:space="preserve">‎Status‎</w:t>
+      </w:r>
+      <w:r>
+        <w:rPr>
+          <w:rFonts w:ascii="Arial" w:cs="Arial" w:eastAsia="Arial" w:hAnsi="Arial"/>
+          <w:b w:val="false"/>
+          <w:bCs w:val="false"/>
+          <w:sz w:val="21"/>
+          <w:szCs w:val="21"/>
+          <w:rtl/>
+        </w:rPr>
+        <w:t xml:space="preserve"> (المراجعة الذاتية B7c).</w:t>
       </w:r>
     </w:p>
     <w:p>
@@ -2580,12 +2624,12 @@
         </w:tblBorders>
       </w:tblPr>
       <w:tblGrid>
-        <w:gridCol w:w="933"/>
-        <w:gridCol w:w="1543"/>
-        <w:gridCol w:w="1984"/>
-        <w:gridCol w:w="1653"/>
-        <w:gridCol w:w="2429"/>
-        <w:gridCol w:w="1322"/>
+        <w:gridCol w:w="932"/>
+        <w:gridCol w:w="1437"/>
+        <w:gridCol w:w="1847"/>
+        <w:gridCol w:w="1539"/>
+        <w:gridCol w:w="2262"/>
+        <w:gridCol w:w="1847"/>
       </w:tblGrid>
       <w:tr>
         <w:trPr>
@@ -2594,7 +2638,7 @@
         </w:trPr>
         <w:tc>
           <w:tcPr>
-            <w:tcW w:type="dxa" w:w="933"/>
+            <w:tcW w:type="dxa" w:w="932"/>
             <w:tcBorders>
               <w:top w:val="single" w:color="BFC9D6" w:sz="4"/>
               <w:left w:val="single" w:color="BFC9D6" w:sz="4"/>
@@ -2632,7 +2676,7 @@
         </w:tc>
         <w:tc>
           <w:tcPr>
-            <w:tcW w:type="dxa" w:w="1543"/>
+            <w:tcW w:type="dxa" w:w="1437"/>
             <w:tcBorders>
               <w:top w:val="single" w:color="BFC9D6" w:sz="4"/>
               <w:left w:val="single" w:color="BFC9D6" w:sz="4"/>
@@ -2670,7 +2714,7 @@
         </w:tc>
         <w:tc>
           <w:tcPr>
-            <w:tcW w:type="dxa" w:w="1984"/>
+            <w:tcW w:type="dxa" w:w="1847"/>
             <w:tcBorders>
               <w:top w:val="single" w:color="BFC9D6" w:sz="4"/>
               <w:left w:val="single" w:color="BFC9D6" w:sz="4"/>
@@ -2708,7 +2752,7 @@
         </w:tc>
         <w:tc>
           <w:tcPr>
-            <w:tcW w:type="dxa" w:w="1653"/>
+            <w:tcW w:type="dxa" w:w="1539"/>
             <w:tcBorders>
               <w:top w:val="single" w:color="BFC9D6" w:sz="4"/>
               <w:left w:val="single" w:color="BFC9D6" w:sz="4"/>
@@ -2746,7 +2790,7 @@
         </w:tc>
         <w:tc>
           <w:tcPr>
-            <w:tcW w:type="dxa" w:w="2429"/>
+            <w:tcW w:type="dxa" w:w="2262"/>
             <w:tcBorders>
               <w:top w:val="single" w:color="BFC9D6" w:sz="4"/>
               <w:left w:val="single" w:color="BFC9D6" w:sz="4"/>
@@ -2784,7 +2828,7 @@
         </w:tc>
         <w:tc>
           <w:tcPr>
-            <w:tcW w:type="dxa" w:w="1322"/>
+            <w:tcW w:type="dxa" w:w="1847"/>
             <w:tcBorders>
               <w:top w:val="single" w:color="BFC9D6" w:sz="4"/>
               <w:left w:val="single" w:color="BFC9D6" w:sz="4"/>
@@ -2827,7 +2871,7 @@
         </w:trPr>
         <w:tc>
           <w:tcPr>
-            <w:tcW w:type="dxa" w:w="933"/>
+            <w:tcW w:type="dxa" w:w="932"/>
             <w:tcBorders>
               <w:top w:val="single" w:color="BFC9D6" w:sz="4"/>
               <w:left w:val="single" w:color="BFC9D6" w:sz="4"/>
@@ -2863,7 +2907,7 @@
         </w:tc>
         <w:tc>
           <w:tcPr>
-            <w:tcW w:type="dxa" w:w="1543"/>
+            <w:tcW w:type="dxa" w:w="1437"/>
             <w:tcBorders>
               <w:top w:val="single" w:color="BFC9D6" w:sz="4"/>
               <w:left w:val="single" w:color="BFC9D6" w:sz="4"/>
@@ -2899,7 +2943,7 @@
         </w:tc>
         <w:tc>
           <w:tcPr>
-            <w:tcW w:type="dxa" w:w="1984"/>
+            <w:tcW w:type="dxa" w:w="1847"/>
             <w:tcBorders>
               <w:top w:val="single" w:color="BFC9D6" w:sz="4"/>
               <w:left w:val="single" w:color="BFC9D6" w:sz="4"/>
@@ -2935,7 +2979,7 @@
         </w:tc>
         <w:tc>
           <w:tcPr>
-            <w:tcW w:type="dxa" w:w="1653"/>
+            <w:tcW w:type="dxa" w:w="1539"/>
             <w:tcBorders>
               <w:top w:val="single" w:color="BFC9D6" w:sz="4"/>
               <w:left w:val="single" w:color="BFC9D6" w:sz="4"/>
@@ -2971,7 +3015,7 @@
         </w:tc>
         <w:tc>
           <w:tcPr>
-            <w:tcW w:type="dxa" w:w="2429"/>
+            <w:tcW w:type="dxa" w:w="2262"/>
             <w:tcBorders>
               <w:top w:val="single" w:color="BFC9D6" w:sz="4"/>
               <w:left w:val="single" w:color="BFC9D6" w:sz="4"/>
@@ -3020,7 +3064,7 @@
         </w:tc>
         <w:tc>
           <w:tcPr>
-            <w:tcW w:type="dxa" w:w="1322"/>
+            <w:tcW w:type="dxa" w:w="1847"/>
             <w:tcBorders>
               <w:top w:val="single" w:color="BFC9D6" w:sz="4"/>
               <w:left w:val="single" w:color="BFC9D6" w:sz="4"/>
@@ -3071,7 +3115,7 @@
         </w:trPr>
         <w:tc>
           <w:tcPr>
-            <w:tcW w:type="dxa" w:w="933"/>
+            <w:tcW w:type="dxa" w:w="932"/>
             <w:tcBorders>
               <w:top w:val="single" w:color="BFC9D6" w:sz="4"/>
               <w:left w:val="single" w:color="BFC9D6" w:sz="4"/>
@@ -3108,7 +3152,7 @@
         </w:tc>
         <w:tc>
           <w:tcPr>
-            <w:tcW w:type="dxa" w:w="1543"/>
+            <w:tcW w:type="dxa" w:w="1437"/>
             <w:tcBorders>
               <w:top w:val="single" w:color="BFC9D6" w:sz="4"/>
               <w:left w:val="single" w:color="BFC9D6" w:sz="4"/>
@@ -3145,7 +3189,7 @@
         </w:tc>
         <w:tc>
           <w:tcPr>
-            <w:tcW w:type="dxa" w:w="1984"/>
+            <w:tcW w:type="dxa" w:w="1847"/>
             <w:tcBorders>
               <w:top w:val="single" w:color="BFC9D6" w:sz="4"/>
               <w:left w:val="single" w:color="BFC9D6" w:sz="4"/>
@@ -3195,7 +3239,7 @@
         </w:tc>
         <w:tc>
           <w:tcPr>
-            <w:tcW w:type="dxa" w:w="1653"/>
+            <w:tcW w:type="dxa" w:w="1539"/>
             <w:tcBorders>
               <w:top w:val="single" w:color="BFC9D6" w:sz="4"/>
               <w:left w:val="single" w:color="BFC9D6" w:sz="4"/>
@@ -3232,7 +3276,7 @@
         </w:tc>
         <w:tc>
           <w:tcPr>
-            <w:tcW w:type="dxa" w:w="2429"/>
+            <w:tcW w:type="dxa" w:w="2262"/>
             <w:tcBorders>
               <w:top w:val="single" w:color="BFC9D6" w:sz="4"/>
               <w:left w:val="single" w:color="BFC9D6" w:sz="4"/>
@@ -3282,7 +3326,7 @@
         </w:tc>
         <w:tc>
           <w:tcPr>
-            <w:tcW w:type="dxa" w:w="1322"/>
+            <w:tcW w:type="dxa" w:w="1847"/>
             <w:tcBorders>
               <w:top w:val="single" w:color="BFC9D6" w:sz="4"/>
               <w:left w:val="single" w:color="BFC9D6" w:sz="4"/>
@@ -3334,7 +3378,7 @@
         </w:trPr>
         <w:tc>
           <w:tcPr>
-            <w:tcW w:type="dxa" w:w="933"/>
+            <w:tcW w:type="dxa" w:w="932"/>
             <w:tcBorders>
               <w:top w:val="single" w:color="BFC9D6" w:sz="4"/>
               <w:left w:val="single" w:color="BFC9D6" w:sz="4"/>
@@ -3370,7 +3414,7 @@
         </w:tc>
         <w:tc>
           <w:tcPr>
-            <w:tcW w:type="dxa" w:w="1543"/>
+            <w:tcW w:type="dxa" w:w="1437"/>
             <w:tcBorders>
               <w:top w:val="single" w:color="BFC9D6" w:sz="4"/>
               <w:left w:val="single" w:color="BFC9D6" w:sz="4"/>
@@ -3406,7 +3450,7 @@
         </w:tc>
         <w:tc>
           <w:tcPr>
-            <w:tcW w:type="dxa" w:w="1984"/>
+            <w:tcW w:type="dxa" w:w="1847"/>
             <w:tcBorders>
               <w:top w:val="single" w:color="BFC9D6" w:sz="4"/>
               <w:left w:val="single" w:color="BFC9D6" w:sz="4"/>
@@ -3455,7 +3499,7 @@
         </w:tc>
         <w:tc>
           <w:tcPr>
-            <w:tcW w:type="dxa" w:w="1653"/>
+            <w:tcW w:type="dxa" w:w="1539"/>
             <w:tcBorders>
               <w:top w:val="single" w:color="BFC9D6" w:sz="4"/>
               <w:left w:val="single" w:color="BFC9D6" w:sz="4"/>
@@ -3491,7 +3535,7 @@
         </w:tc>
         <w:tc>
           <w:tcPr>
-            <w:tcW w:type="dxa" w:w="2429"/>
+            <w:tcW w:type="dxa" w:w="2262"/>
             <w:tcBorders>
               <w:top w:val="single" w:color="BFC9D6" w:sz="4"/>
               <w:left w:val="single" w:color="BFC9D6" w:sz="4"/>
@@ -3540,7 +3584,7 @@
         </w:tc>
         <w:tc>
           <w:tcPr>
-            <w:tcW w:type="dxa" w:w="1322"/>
+            <w:tcW w:type="dxa" w:w="1847"/>
             <w:tcBorders>
               <w:top w:val="single" w:color="BFC9D6" w:sz="4"/>
               <w:left w:val="single" w:color="BFC9D6" w:sz="4"/>
@@ -3591,7 +3635,7 @@
         </w:trPr>
         <w:tc>
           <w:tcPr>
-            <w:tcW w:type="dxa" w:w="933"/>
+            <w:tcW w:type="dxa" w:w="932"/>
             <w:tcBorders>
               <w:top w:val="single" w:color="BFC9D6" w:sz="4"/>
               <w:left w:val="single" w:color="BFC9D6" w:sz="4"/>
@@ -3628,7 +3672,7 @@
         </w:tc>
         <w:tc>
           <w:tcPr>
-            <w:tcW w:type="dxa" w:w="1543"/>
+            <w:tcW w:type="dxa" w:w="1437"/>
             <w:tcBorders>
               <w:top w:val="single" w:color="BFC9D6" w:sz="4"/>
               <w:left w:val="single" w:color="BFC9D6" w:sz="4"/>
@@ -3665,7 +3709,7 @@
         </w:tc>
         <w:tc>
           <w:tcPr>
-            <w:tcW w:type="dxa" w:w="1984"/>
+            <w:tcW w:type="dxa" w:w="1847"/>
             <w:tcBorders>
               <w:top w:val="single" w:color="BFC9D6" w:sz="4"/>
               <w:left w:val="single" w:color="BFC9D6" w:sz="4"/>
@@ -3715,7 +3759,7 @@
         </w:tc>
         <w:tc>
           <w:tcPr>
-            <w:tcW w:type="dxa" w:w="1653"/>
+            <w:tcW w:type="dxa" w:w="1539"/>
             <w:tcBorders>
               <w:top w:val="single" w:color="BFC9D6" w:sz="4"/>
               <w:left w:val="single" w:color="BFC9D6" w:sz="4"/>
@@ -3765,7 +3809,7 @@
         </w:tc>
         <w:tc>
           <w:tcPr>
-            <w:tcW w:type="dxa" w:w="2429"/>
+            <w:tcW w:type="dxa" w:w="2262"/>
             <w:tcBorders>
               <w:top w:val="single" w:color="BFC9D6" w:sz="4"/>
               <w:left w:val="single" w:color="BFC9D6" w:sz="4"/>
@@ -3802,7 +3846,7 @@
         </w:tc>
         <w:tc>
           <w:tcPr>
-            <w:tcW w:type="dxa" w:w="1322"/>
+            <w:tcW w:type="dxa" w:w="1847"/>
             <w:tcBorders>
               <w:top w:val="single" w:color="BFC9D6" w:sz="4"/>
               <w:left w:val="single" w:color="BFC9D6" w:sz="4"/>
@@ -3854,7 +3898,7 @@
         </w:trPr>
         <w:tc>
           <w:tcPr>
-            <w:tcW w:type="dxa" w:w="933"/>
+            <w:tcW w:type="dxa" w:w="932"/>
             <w:tcBorders>
               <w:top w:val="single" w:color="BFC9D6" w:sz="4"/>
               <w:left w:val="single" w:color="BFC9D6" w:sz="4"/>
@@ -3890,7 +3934,7 @@
         </w:tc>
         <w:tc>
           <w:tcPr>
-            <w:tcW w:type="dxa" w:w="1543"/>
+            <w:tcW w:type="dxa" w:w="1437"/>
             <w:tcBorders>
               <w:top w:val="single" w:color="BFC9D6" w:sz="4"/>
               <w:left w:val="single" w:color="BFC9D6" w:sz="4"/>
@@ -3926,7 +3970,7 @@
         </w:tc>
         <w:tc>
           <w:tcPr>
-            <w:tcW w:type="dxa" w:w="1984"/>
+            <w:tcW w:type="dxa" w:w="1847"/>
             <w:tcBorders>
               <w:top w:val="single" w:color="BFC9D6" w:sz="4"/>
               <w:left w:val="single" w:color="BFC9D6" w:sz="4"/>
@@ -3975,7 +4019,7 @@
         </w:tc>
         <w:tc>
           <w:tcPr>
-            <w:tcW w:type="dxa" w:w="1653"/>
+            <w:tcW w:type="dxa" w:w="1539"/>
             <w:tcBorders>
               <w:top w:val="single" w:color="BFC9D6" w:sz="4"/>
               <w:left w:val="single" w:color="BFC9D6" w:sz="4"/>
@@ -4011,7 +4055,7 @@
         </w:tc>
         <w:tc>
           <w:tcPr>
-            <w:tcW w:type="dxa" w:w="2429"/>
+            <w:tcW w:type="dxa" w:w="2262"/>
             <w:tcBorders>
               <w:top w:val="single" w:color="BFC9D6" w:sz="4"/>
               <w:left w:val="single" w:color="BFC9D6" w:sz="4"/>
@@ -4047,7 +4091,7 @@
         </w:tc>
         <w:tc>
           <w:tcPr>
-            <w:tcW w:type="dxa" w:w="1322"/>
+            <w:tcW w:type="dxa" w:w="1847"/>
             <w:tcBorders>
               <w:top w:val="single" w:color="BFC9D6" w:sz="4"/>
               <w:left w:val="single" w:color="BFC9D6" w:sz="4"/>
@@ -4091,24 +4135,47 @@
             </w:r>
             <w:r>
               <w:rPr>
-                <w:rFonts w:ascii="Arial" w:cs="Arial" w:eastAsia="Arial" w:hAnsi="Arial"/>
-                <w:color w:val="E0A800"/>
-                <w:sz w:val="18"/>
-                <w:szCs w:val="18"/>
-                <w:rtl/>
-              </w:rPr>
-              <w:t xml:space="preserve">●</w:t>
-            </w:r>
-            <w:r>
-              <w:rPr>
-                <w:rFonts w:ascii="Arial" w:cs="Arial" w:eastAsia="Arial" w:hAnsi="Arial"/>
-                <w:b w:val="false"/>
-                <w:bCs w:val="false"/>
-                <w:sz w:val="18"/>
-                <w:szCs w:val="18"/>
-                <w:rtl/>
-              </w:rPr>
-              <w:t xml:space="preserve"> الفاعل والحقول DQ-F15-12</w:t>
+                <w:rFonts w:ascii="Segoe UI Emoji" w:cs="Segoe UI Emoji" w:eastAsia="Segoe UI Emoji" w:hAnsi="Segoe UI Emoji"/>
+                <w:sz w:val="18"/>
+                <w:szCs w:val="18"/>
+                <w:rtl/>
+              </w:rPr>
+              <w:t xml:space="preserve">✅</w:t>
+            </w:r>
+            <w:r>
+              <w:rPr>
+                <w:rFonts w:ascii="Arial" w:cs="Arial" w:eastAsia="Arial" w:hAnsi="Arial"/>
+                <w:b w:val="false"/>
+                <w:bCs w:val="false"/>
+                <w:sz w:val="18"/>
+                <w:szCs w:val="18"/>
+                <w:rtl/>
+              </w:rPr>
+              <w:t xml:space="preserve"> الحقول منفّذة (السبب والوثيقة إلزاميان، B7a)؛ والفاعل بصلاحية </w:t>
+            </w:r>
+            <w:r>
+              <w:rPr>
+                <w:rFonts w:ascii="Courier New" w:cs="Courier New" w:eastAsia="Courier New" w:hAnsi="Courier New"/>
+                <w:b w:val="false"/>
+                <w:bCs w:val="false"/>
+                <w:color w:val="1F2937"/>
+                <w:sz w:val="16"/>
+                <w:szCs w:val="16"/>
+                <w:shd w:fill="F1F3F5" w:color="auto" w:val="clear"/>
+                <w:rtl/>
+              </w:rPr>
+              <w:t xml:space="preserve">‎obl.waiver.approve‎</w:t>
+            </w:r>
+            <w:r>
+              <w:rPr>
+                <w:rFonts w:ascii="Arial" w:cs="Arial" w:eastAsia="Arial" w:hAnsi="Arial"/>
+                <w:b w:val="false"/>
+                <w:bCs w:val="false"/>
+                <w:sz w:val="18"/>
+                <w:szCs w:val="18"/>
+                <w:rtl/>
+              </w:rPr>
+              <w:t xml:space="preserve"> في التطبيق (DQ-F15-12)</w:t>
             </w:r>
           </w:p>
         </w:tc>
@@ -4119,7 +4186,7 @@
         </w:trPr>
         <w:tc>
           <w:tcPr>
-            <w:tcW w:type="dxa" w:w="933"/>
+            <w:tcW w:type="dxa" w:w="932"/>
             <w:tcBorders>
               <w:top w:val="single" w:color="BFC9D6" w:sz="4"/>
               <w:left w:val="single" w:color="BFC9D6" w:sz="4"/>
@@ -4156,7 +4223,7 @@
         </w:tc>
         <w:tc>
           <w:tcPr>
-            <w:tcW w:type="dxa" w:w="1543"/>
+            <w:tcW w:type="dxa" w:w="1437"/>
             <w:tcBorders>
               <w:top w:val="single" w:color="BFC9D6" w:sz="4"/>
               <w:left w:val="single" w:color="BFC9D6" w:sz="4"/>
@@ -4193,7 +4260,7 @@
         </w:tc>
         <w:tc>
           <w:tcPr>
-            <w:tcW w:type="dxa" w:w="1984"/>
+            <w:tcW w:type="dxa" w:w="1847"/>
             <w:tcBorders>
               <w:top w:val="single" w:color="BFC9D6" w:sz="4"/>
               <w:left w:val="single" w:color="BFC9D6" w:sz="4"/>
@@ -4243,7 +4310,7 @@
         </w:tc>
         <w:tc>
           <w:tcPr>
-            <w:tcW w:type="dxa" w:w="1653"/>
+            <w:tcW w:type="dxa" w:w="1539"/>
             <w:tcBorders>
               <w:top w:val="single" w:color="BFC9D6" w:sz="4"/>
               <w:left w:val="single" w:color="BFC9D6" w:sz="4"/>
@@ -4280,7 +4347,7 @@
         </w:tc>
         <w:tc>
           <w:tcPr>
-            <w:tcW w:type="dxa" w:w="2429"/>
+            <w:tcW w:type="dxa" w:w="2262"/>
             <w:tcBorders>
               <w:top w:val="single" w:color="BFC9D6" w:sz="4"/>
               <w:left w:val="single" w:color="BFC9D6" w:sz="4"/>
@@ -4317,7 +4384,7 @@
         </w:tc>
         <w:tc>
           <w:tcPr>
-            <w:tcW w:type="dxa" w:w="1322"/>
+            <w:tcW w:type="dxa" w:w="1847"/>
             <w:tcBorders>
               <w:top w:val="single" w:color="BFC9D6" w:sz="4"/>
               <w:left w:val="single" w:color="BFC9D6" w:sz="4"/>
@@ -4369,7 +4436,7 @@
         </w:trPr>
         <w:tc>
           <w:tcPr>
-            <w:tcW w:type="dxa" w:w="933"/>
+            <w:tcW w:type="dxa" w:w="932"/>
             <w:tcBorders>
               <w:top w:val="single" w:color="BFC9D6" w:sz="4"/>
               <w:left w:val="single" w:color="BFC9D6" w:sz="4"/>
@@ -4405,7 +4472,7 @@
         </w:tc>
         <w:tc>
           <w:tcPr>
-            <w:tcW w:type="dxa" w:w="1543"/>
+            <w:tcW w:type="dxa" w:w="1437"/>
             <w:tcBorders>
               <w:top w:val="single" w:color="BFC9D6" w:sz="4"/>
               <w:left w:val="single" w:color="BFC9D6" w:sz="4"/>
@@ -4441,7 +4508,7 @@
         </w:tc>
         <w:tc>
           <w:tcPr>
-            <w:tcW w:type="dxa" w:w="1984"/>
+            <w:tcW w:type="dxa" w:w="1847"/>
             <w:tcBorders>
               <w:top w:val="single" w:color="BFC9D6" w:sz="4"/>
               <w:left w:val="single" w:color="BFC9D6" w:sz="4"/>
@@ -4477,7 +4544,7 @@
         </w:tc>
         <w:tc>
           <w:tcPr>
-            <w:tcW w:type="dxa" w:w="1653"/>
+            <w:tcW w:type="dxa" w:w="1539"/>
             <w:tcBorders>
               <w:top w:val="single" w:color="BFC9D6" w:sz="4"/>
               <w:left w:val="single" w:color="BFC9D6" w:sz="4"/>
@@ -4513,7 +4580,7 @@
         </w:tc>
         <w:tc>
           <w:tcPr>
-            <w:tcW w:type="dxa" w:w="2429"/>
+            <w:tcW w:type="dxa" w:w="2262"/>
             <w:tcBorders>
               <w:top w:val="single" w:color="BFC9D6" w:sz="4"/>
               <w:left w:val="single" w:color="BFC9D6" w:sz="4"/>
@@ -4549,7 +4616,7 @@
         </w:tc>
         <w:tc>
           <w:tcPr>
-            <w:tcW w:type="dxa" w:w="1322"/>
+            <w:tcW w:type="dxa" w:w="1847"/>
             <w:tcBorders>
               <w:top w:val="single" w:color="BFC9D6" w:sz="4"/>
               <w:left w:val="single" w:color="BFC9D6" w:sz="4"/>
@@ -7191,13 +7258,12 @@
       </w:pPr>
       <w:r>
         <w:rPr>
-          <w:rFonts w:ascii="Arial" w:cs="Arial" w:eastAsia="Arial" w:hAnsi="Arial"/>
-          <w:color w:val="E0A800"/>
+          <w:rFonts w:ascii="Segoe UI Emoji" w:cs="Segoe UI Emoji" w:eastAsia="Segoe UI Emoji" w:hAnsi="Segoe UI Emoji"/>
           <w:sz w:val="21"/>
           <w:szCs w:val="21"/>
           <w:rtl/>
         </w:rPr>
-        <w:t xml:space="preserve">●</w:t>
+        <w:t xml:space="preserve">✅</w:t>
       </w:r>
       <w:r>
         <w:rPr>
@@ -7208,7 +7274,31 @@
           <w:szCs w:val="21"/>
           <w:rtl/>
         </w:rPr>
-        <w:t xml:space="preserve"> لا حالة لإلغاء اختبار مجدول صار خارج الجدول، ولا منحة DELETE (db/generated/tsql/005_delete_grants.sql:29-31 لا يذكره). نقترح إضافة CANCELLED إلى State (DQ-F15-2).</w:t>
+        <w:t xml:space="preserve"> كان لا حالة لإلغاء اختبار مجدول صار خارج الجدول، ولا منحة DELETE. أُضيفت CANCELLED إلى State مع </w:t>
+      </w:r>
+      <w:r>
+        <w:rPr>
+          <w:rFonts w:ascii="Courier New" w:cs="Courier New" w:eastAsia="Courier New" w:hAnsi="Courier New"/>
+          <w:b w:val="false"/>
+          <w:bCs w:val="false"/>
+          <w:color w:val="1F2937"/>
+          <w:sz w:val="18"/>
+          <w:szCs w:val="18"/>
+          <w:shd w:fill="F1F3F5" w:color="auto" w:val="clear"/>
+          <w:rtl/>
+        </w:rPr>
+        <w:t xml:space="preserve">‎CancelReason‎</w:t>
+      </w:r>
+      <w:r>
+        <w:rPr>
+          <w:rFonts w:ascii="Arial" w:cs="Arial" w:eastAsia="Arial" w:hAnsi="Arial"/>
+          <w:b w:val="false"/>
+          <w:bCs w:val="false"/>
+          <w:sz w:val="21"/>
+          <w:szCs w:val="21"/>
+          <w:rtl/>
+        </w:rPr>
+        <w:t xml:space="preserve"> إلزامي، والملغى نهائي (DQ-F15-2، المراجعة الذاتية B3، SR9).</w:t>
       </w:r>
     </w:p>
     <w:p>
@@ -7299,12 +7389,12 @@
         </w:tblBorders>
       </w:tblPr>
       <w:tblGrid>
-        <w:gridCol w:w="3173"/>
-        <w:gridCol w:w="1140"/>
-        <w:gridCol w:w="1901"/>
-        <w:gridCol w:w="1267"/>
-        <w:gridCol w:w="989"/>
-        <w:gridCol w:w="1394"/>
+        <w:gridCol w:w="2979"/>
+        <w:gridCol w:w="1071"/>
+        <w:gridCol w:w="1785"/>
+        <w:gridCol w:w="1190"/>
+        <w:gridCol w:w="984"/>
+        <w:gridCol w:w="1855"/>
       </w:tblGrid>
       <w:tr>
         <w:trPr>
@@ -7313,7 +7403,7 @@
         </w:trPr>
         <w:tc>
           <w:tcPr>
-            <w:tcW w:type="dxa" w:w="3173"/>
+            <w:tcW w:type="dxa" w:w="2979"/>
             <w:tcBorders>
               <w:top w:val="single" w:color="BFC9D6" w:sz="4"/>
               <w:left w:val="single" w:color="BFC9D6" w:sz="4"/>
@@ -7351,7 +7441,7 @@
         </w:tc>
         <w:tc>
           <w:tcPr>
-            <w:tcW w:type="dxa" w:w="1140"/>
+            <w:tcW w:type="dxa" w:w="1071"/>
             <w:tcBorders>
               <w:top w:val="single" w:color="BFC9D6" w:sz="4"/>
               <w:left w:val="single" w:color="BFC9D6" w:sz="4"/>
@@ -7389,7 +7479,7 @@
         </w:tc>
         <w:tc>
           <w:tcPr>
-            <w:tcW w:type="dxa" w:w="1901"/>
+            <w:tcW w:type="dxa" w:w="1785"/>
             <w:tcBorders>
               <w:top w:val="single" w:color="BFC9D6" w:sz="4"/>
               <w:left w:val="single" w:color="BFC9D6" w:sz="4"/>
@@ -7427,7 +7517,7 @@
         </w:tc>
         <w:tc>
           <w:tcPr>
-            <w:tcW w:type="dxa" w:w="1267"/>
+            <w:tcW w:type="dxa" w:w="1190"/>
             <w:tcBorders>
               <w:top w:val="single" w:color="BFC9D6" w:sz="4"/>
               <w:left w:val="single" w:color="BFC9D6" w:sz="4"/>
@@ -7465,7 +7555,7 @@
         </w:tc>
         <w:tc>
           <w:tcPr>
-            <w:tcW w:type="dxa" w:w="989"/>
+            <w:tcW w:type="dxa" w:w="984"/>
             <w:tcBorders>
               <w:top w:val="single" w:color="BFC9D6" w:sz="4"/>
               <w:left w:val="single" w:color="BFC9D6" w:sz="4"/>
@@ -7503,7 +7593,7 @@
         </w:tc>
         <w:tc>
           <w:tcPr>
-            <w:tcW w:type="dxa" w:w="1394"/>
+            <w:tcW w:type="dxa" w:w="1855"/>
             <w:tcBorders>
               <w:top w:val="single" w:color="BFC9D6" w:sz="4"/>
               <w:left w:val="single" w:color="BFC9D6" w:sz="4"/>
@@ -7546,7 +7636,7 @@
         </w:trPr>
         <w:tc>
           <w:tcPr>
-            <w:tcW w:type="dxa" w:w="3173"/>
+            <w:tcW w:type="dxa" w:w="2979"/>
             <w:tcBorders>
               <w:top w:val="single" w:color="BFC9D6" w:sz="4"/>
               <w:left w:val="single" w:color="BFC9D6" w:sz="4"/>
@@ -7582,7 +7672,7 @@
         </w:tc>
         <w:tc>
           <w:tcPr>
-            <w:tcW w:type="dxa" w:w="1140"/>
+            <w:tcW w:type="dxa" w:w="1071"/>
             <w:tcBorders>
               <w:top w:val="single" w:color="BFC9D6" w:sz="4"/>
               <w:left w:val="single" w:color="BFC9D6" w:sz="4"/>
@@ -7618,7 +7708,7 @@
         </w:tc>
         <w:tc>
           <w:tcPr>
-            <w:tcW w:type="dxa" w:w="1901"/>
+            <w:tcW w:type="dxa" w:w="1785"/>
             <w:tcBorders>
               <w:top w:val="single" w:color="BFC9D6" w:sz="4"/>
               <w:left w:val="single" w:color="BFC9D6" w:sz="4"/>
@@ -7654,7 +7744,7 @@
         </w:tc>
         <w:tc>
           <w:tcPr>
-            <w:tcW w:type="dxa" w:w="1267"/>
+            <w:tcW w:type="dxa" w:w="1190"/>
             <w:tcBorders>
               <w:top w:val="single" w:color="BFC9D6" w:sz="4"/>
               <w:left w:val="single" w:color="BFC9D6" w:sz="4"/>
@@ -7690,7 +7780,7 @@
         </w:tc>
         <w:tc>
           <w:tcPr>
-            <w:tcW w:type="dxa" w:w="989"/>
+            <w:tcW w:type="dxa" w:w="984"/>
             <w:tcBorders>
               <w:top w:val="single" w:color="BFC9D6" w:sz="4"/>
               <w:left w:val="single" w:color="BFC9D6" w:sz="4"/>
@@ -7726,7 +7816,7 @@
         </w:tc>
         <w:tc>
           <w:tcPr>
-            <w:tcW w:type="dxa" w:w="1394"/>
+            <w:tcW w:type="dxa" w:w="1855"/>
             <w:tcBorders>
               <w:top w:val="single" w:color="BFC9D6" w:sz="4"/>
               <w:left w:val="single" w:color="BFC9D6" w:sz="4"/>
@@ -7777,7 +7867,7 @@
         </w:trPr>
         <w:tc>
           <w:tcPr>
-            <w:tcW w:type="dxa" w:w="3173"/>
+            <w:tcW w:type="dxa" w:w="2979"/>
             <w:tcBorders>
               <w:top w:val="single" w:color="BFC9D6" w:sz="4"/>
               <w:left w:val="single" w:color="BFC9D6" w:sz="4"/>
@@ -7814,7 +7904,7 @@
         </w:tc>
         <w:tc>
           <w:tcPr>
-            <w:tcW w:type="dxa" w:w="1140"/>
+            <w:tcW w:type="dxa" w:w="1071"/>
             <w:tcBorders>
               <w:top w:val="single" w:color="BFC9D6" w:sz="4"/>
               <w:left w:val="single" w:color="BFC9D6" w:sz="4"/>
@@ -7851,7 +7941,7 @@
         </w:tc>
         <w:tc>
           <w:tcPr>
-            <w:tcW w:type="dxa" w:w="1901"/>
+            <w:tcW w:type="dxa" w:w="1785"/>
             <w:tcBorders>
               <w:top w:val="single" w:color="BFC9D6" w:sz="4"/>
               <w:left w:val="single" w:color="BFC9D6" w:sz="4"/>
@@ -7888,7 +7978,7 @@
         </w:tc>
         <w:tc>
           <w:tcPr>
-            <w:tcW w:type="dxa" w:w="1267"/>
+            <w:tcW w:type="dxa" w:w="1190"/>
             <w:tcBorders>
               <w:top w:val="single" w:color="BFC9D6" w:sz="4"/>
               <w:left w:val="single" w:color="BFC9D6" w:sz="4"/>
@@ -7925,7 +8015,7 @@
         </w:tc>
         <w:tc>
           <w:tcPr>
-            <w:tcW w:type="dxa" w:w="989"/>
+            <w:tcW w:type="dxa" w:w="984"/>
             <w:tcBorders>
               <w:top w:val="single" w:color="BFC9D6" w:sz="4"/>
               <w:left w:val="single" w:color="BFC9D6" w:sz="4"/>
@@ -7962,7 +8052,7 @@
         </w:tc>
         <w:tc>
           <w:tcPr>
-            <w:tcW w:type="dxa" w:w="1394"/>
+            <w:tcW w:type="dxa" w:w="1855"/>
             <w:tcBorders>
               <w:top w:val="single" w:color="BFC9D6" w:sz="4"/>
               <w:left w:val="single" w:color="BFC9D6" w:sz="4"/>
@@ -8014,7 +8104,7 @@
         </w:trPr>
         <w:tc>
           <w:tcPr>
-            <w:tcW w:type="dxa" w:w="3173"/>
+            <w:tcW w:type="dxa" w:w="2979"/>
             <w:tcBorders>
               <w:top w:val="single" w:color="BFC9D6" w:sz="4"/>
               <w:left w:val="single" w:color="BFC9D6" w:sz="4"/>
@@ -8050,7 +8140,7 @@
         </w:tc>
         <w:tc>
           <w:tcPr>
-            <w:tcW w:type="dxa" w:w="1140"/>
+            <w:tcW w:type="dxa" w:w="1071"/>
             <w:tcBorders>
               <w:top w:val="single" w:color="BFC9D6" w:sz="4"/>
               <w:left w:val="single" w:color="BFC9D6" w:sz="4"/>
@@ -8086,7 +8176,7 @@
         </w:tc>
         <w:tc>
           <w:tcPr>
-            <w:tcW w:type="dxa" w:w="1901"/>
+            <w:tcW w:type="dxa" w:w="1785"/>
             <w:tcBorders>
               <w:top w:val="single" w:color="BFC9D6" w:sz="4"/>
               <w:left w:val="single" w:color="BFC9D6" w:sz="4"/>
@@ -8122,7 +8212,7 @@
         </w:tc>
         <w:tc>
           <w:tcPr>
-            <w:tcW w:type="dxa" w:w="1267"/>
+            <w:tcW w:type="dxa" w:w="1190"/>
             <w:tcBorders>
               <w:top w:val="single" w:color="BFC9D6" w:sz="4"/>
               <w:left w:val="single" w:color="BFC9D6" w:sz="4"/>
@@ -8158,7 +8248,7 @@
         </w:tc>
         <w:tc>
           <w:tcPr>
-            <w:tcW w:type="dxa" w:w="989"/>
+            <w:tcW w:type="dxa" w:w="984"/>
             <w:tcBorders>
               <w:top w:val="single" w:color="BFC9D6" w:sz="4"/>
               <w:left w:val="single" w:color="BFC9D6" w:sz="4"/>
@@ -8194,7 +8284,7 @@
         </w:tc>
         <w:tc>
           <w:tcPr>
-            <w:tcW w:type="dxa" w:w="1394"/>
+            <w:tcW w:type="dxa" w:w="1855"/>
             <w:tcBorders>
               <w:top w:val="single" w:color="BFC9D6" w:sz="4"/>
               <w:left w:val="single" w:color="BFC9D6" w:sz="4"/>
@@ -8245,7 +8335,7 @@
         </w:trPr>
         <w:tc>
           <w:tcPr>
-            <w:tcW w:type="dxa" w:w="3173"/>
+            <w:tcW w:type="dxa" w:w="2979"/>
             <w:tcBorders>
               <w:top w:val="single" w:color="BFC9D6" w:sz="4"/>
               <w:left w:val="single" w:color="BFC9D6" w:sz="4"/>
@@ -8282,7 +8372,7 @@
         </w:tc>
         <w:tc>
           <w:tcPr>
-            <w:tcW w:type="dxa" w:w="1140"/>
+            <w:tcW w:type="dxa" w:w="1071"/>
             <w:tcBorders>
               <w:top w:val="single" w:color="BFC9D6" w:sz="4"/>
               <w:left w:val="single" w:color="BFC9D6" w:sz="4"/>
@@ -8319,7 +8409,7 @@
         </w:tc>
         <w:tc>
           <w:tcPr>
-            <w:tcW w:type="dxa" w:w="1901"/>
+            <w:tcW w:type="dxa" w:w="1785"/>
             <w:tcBorders>
               <w:top w:val="single" w:color="BFC9D6" w:sz="4"/>
               <w:left w:val="single" w:color="BFC9D6" w:sz="4"/>
@@ -8356,7 +8446,7 @@
         </w:tc>
         <w:tc>
           <w:tcPr>
-            <w:tcW w:type="dxa" w:w="1267"/>
+            <w:tcW w:type="dxa" w:w="1190"/>
             <w:tcBorders>
               <w:top w:val="single" w:color="BFC9D6" w:sz="4"/>
               <w:left w:val="single" w:color="BFC9D6" w:sz="4"/>
@@ -8393,7 +8483,7 @@
         </w:tc>
         <w:tc>
           <w:tcPr>
-            <w:tcW w:type="dxa" w:w="989"/>
+            <w:tcW w:type="dxa" w:w="984"/>
             <w:tcBorders>
               <w:top w:val="single" w:color="BFC9D6" w:sz="4"/>
               <w:left w:val="single" w:color="BFC9D6" w:sz="4"/>
@@ -8430,7 +8520,7 @@
         </w:tc>
         <w:tc>
           <w:tcPr>
-            <w:tcW w:type="dxa" w:w="1394"/>
+            <w:tcW w:type="dxa" w:w="1855"/>
             <w:tcBorders>
               <w:top w:val="single" w:color="BFC9D6" w:sz="4"/>
               <w:left w:val="single" w:color="BFC9D6" w:sz="4"/>
@@ -8482,7 +8572,7 @@
         </w:trPr>
         <w:tc>
           <w:tcPr>
-            <w:tcW w:type="dxa" w:w="3173"/>
+            <w:tcW w:type="dxa" w:w="2979"/>
             <w:tcBorders>
               <w:top w:val="single" w:color="BFC9D6" w:sz="4"/>
               <w:left w:val="single" w:color="BFC9D6" w:sz="4"/>
@@ -8518,7 +8608,7 @@
         </w:tc>
         <w:tc>
           <w:tcPr>
-            <w:tcW w:type="dxa" w:w="1140"/>
+            <w:tcW w:type="dxa" w:w="1071"/>
             <w:tcBorders>
               <w:top w:val="single" w:color="BFC9D6" w:sz="4"/>
               <w:left w:val="single" w:color="BFC9D6" w:sz="4"/>
@@ -8554,7 +8644,7 @@
         </w:tc>
         <w:tc>
           <w:tcPr>
-            <w:tcW w:type="dxa" w:w="1901"/>
+            <w:tcW w:type="dxa" w:w="1785"/>
             <w:tcBorders>
               <w:top w:val="single" w:color="BFC9D6" w:sz="4"/>
               <w:left w:val="single" w:color="BFC9D6" w:sz="4"/>
@@ -8590,7 +8680,7 @@
         </w:tc>
         <w:tc>
           <w:tcPr>
-            <w:tcW w:type="dxa" w:w="1267"/>
+            <w:tcW w:type="dxa" w:w="1190"/>
             <w:tcBorders>
               <w:top w:val="single" w:color="BFC9D6" w:sz="4"/>
               <w:left w:val="single" w:color="BFC9D6" w:sz="4"/>
@@ -8626,7 +8716,7 @@
         </w:tc>
         <w:tc>
           <w:tcPr>
-            <w:tcW w:type="dxa" w:w="989"/>
+            <w:tcW w:type="dxa" w:w="984"/>
             <w:tcBorders>
               <w:top w:val="single" w:color="BFC9D6" w:sz="4"/>
               <w:left w:val="single" w:color="BFC9D6" w:sz="4"/>
@@ -8662,7 +8752,7 @@
         </w:tc>
         <w:tc>
           <w:tcPr>
-            <w:tcW w:type="dxa" w:w="1394"/>
+            <w:tcW w:type="dxa" w:w="1855"/>
             <w:tcBorders>
               <w:top w:val="single" w:color="BFC9D6" w:sz="4"/>
               <w:left w:val="single" w:color="BFC9D6" w:sz="4"/>
@@ -8702,7 +8792,27 @@
                 <w:szCs w:val="18"/>
                 <w:rtl/>
               </w:rPr>
-              <w:t xml:space="preserve"> BR-OBL-006 (:302)؛ BR-OBL-010</w:t>
+              <w:t xml:space="preserve"> BR-OBL-006 (:302)؛ BR-OBL-010؛ </w:t>
+            </w:r>
+            <w:r>
+              <w:rPr>
+                <w:rFonts w:ascii="Segoe UI Emoji" w:cs="Segoe UI Emoji" w:eastAsia="Segoe UI Emoji" w:hAnsi="Segoe UI Emoji"/>
+                <w:sz w:val="18"/>
+                <w:szCs w:val="18"/>
+                <w:rtl/>
+              </w:rPr>
+              <w:t xml:space="preserve">✅</w:t>
+            </w:r>
+            <w:r>
+              <w:rPr>
+                <w:rFonts w:ascii="Arial" w:cs="Arial" w:eastAsia="Arial" w:hAnsi="Arial"/>
+                <w:b w:val="false"/>
+                <w:bCs w:val="false"/>
+                <w:sz w:val="18"/>
+                <w:szCs w:val="18"/>
+                <w:rtl/>
+              </w:rPr>
+              <w:t xml:space="preserve"> ترفضه القاعدة على تعهد حدّه SET، وترفض حكمًا بلا حد SET وعتبة أو مشغّلًا غير اللذين في التعهد (50054، المراجعة الذاتية A3، SR2)</w:t>
             </w:r>
           </w:p>
         </w:tc>
@@ -8713,7 +8823,7 @@
         </w:trPr>
         <w:tc>
           <w:tcPr>
-            <w:tcW w:type="dxa" w:w="3173"/>
+            <w:tcW w:type="dxa" w:w="2979"/>
             <w:tcBorders>
               <w:top w:val="single" w:color="BFC9D6" w:sz="4"/>
               <w:left w:val="single" w:color="BFC9D6" w:sz="4"/>
@@ -8750,7 +8860,7 @@
         </w:tc>
         <w:tc>
           <w:tcPr>
-            <w:tcW w:type="dxa" w:w="1140"/>
+            <w:tcW w:type="dxa" w:w="1071"/>
             <w:tcBorders>
               <w:top w:val="single" w:color="BFC9D6" w:sz="4"/>
               <w:left w:val="single" w:color="BFC9D6" w:sz="4"/>
@@ -8787,7 +8897,7 @@
         </w:tc>
         <w:tc>
           <w:tcPr>
-            <w:tcW w:type="dxa" w:w="1901"/>
+            <w:tcW w:type="dxa" w:w="1785"/>
             <w:tcBorders>
               <w:top w:val="single" w:color="BFC9D6" w:sz="4"/>
               <w:left w:val="single" w:color="BFC9D6" w:sz="4"/>
@@ -8824,7 +8934,7 @@
         </w:tc>
         <w:tc>
           <w:tcPr>
-            <w:tcW w:type="dxa" w:w="1267"/>
+            <w:tcW w:type="dxa" w:w="1190"/>
             <w:tcBorders>
               <w:top w:val="single" w:color="BFC9D6" w:sz="4"/>
               <w:left w:val="single" w:color="BFC9D6" w:sz="4"/>
@@ -8861,7 +8971,7 @@
         </w:tc>
         <w:tc>
           <w:tcPr>
-            <w:tcW w:type="dxa" w:w="989"/>
+            <w:tcW w:type="dxa" w:w="984"/>
             <w:tcBorders>
               <w:top w:val="single" w:color="BFC9D6" w:sz="4"/>
               <w:left w:val="single" w:color="BFC9D6" w:sz="4"/>
@@ -8908,7 +9018,7 @@
         </w:tc>
         <w:tc>
           <w:tcPr>
-            <w:tcW w:type="dxa" w:w="1394"/>
+            <w:tcW w:type="dxa" w:w="1855"/>
             <w:tcBorders>
               <w:top w:val="single" w:color="BFC9D6" w:sz="4"/>
               <w:left w:val="single" w:color="BFC9D6" w:sz="4"/>
@@ -8981,7 +9091,7 @@
         </w:trPr>
         <w:tc>
           <w:tcPr>
-            <w:tcW w:type="dxa" w:w="3173"/>
+            <w:tcW w:type="dxa" w:w="2979"/>
             <w:tcBorders>
               <w:top w:val="single" w:color="BFC9D6" w:sz="4"/>
               <w:left w:val="single" w:color="BFC9D6" w:sz="4"/>
@@ -9017,7 +9127,7 @@
         </w:tc>
         <w:tc>
           <w:tcPr>
-            <w:tcW w:type="dxa" w:w="1140"/>
+            <w:tcW w:type="dxa" w:w="1071"/>
             <w:tcBorders>
               <w:top w:val="single" w:color="BFC9D6" w:sz="4"/>
               <w:left w:val="single" w:color="BFC9D6" w:sz="4"/>
@@ -9053,7 +9163,7 @@
         </w:tc>
         <w:tc>
           <w:tcPr>
-            <w:tcW w:type="dxa" w:w="1901"/>
+            <w:tcW w:type="dxa" w:w="1785"/>
             <w:tcBorders>
               <w:top w:val="single" w:color="BFC9D6" w:sz="4"/>
               <w:left w:val="single" w:color="BFC9D6" w:sz="4"/>
@@ -9089,7 +9199,7 @@
         </w:tc>
         <w:tc>
           <w:tcPr>
-            <w:tcW w:type="dxa" w:w="1267"/>
+            <w:tcW w:type="dxa" w:w="1190"/>
             <w:tcBorders>
               <w:top w:val="single" w:color="BFC9D6" w:sz="4"/>
               <w:left w:val="single" w:color="BFC9D6" w:sz="4"/>
@@ -9125,7 +9235,7 @@
         </w:tc>
         <w:tc>
           <w:tcPr>
-            <w:tcW w:type="dxa" w:w="989"/>
+            <w:tcW w:type="dxa" w:w="984"/>
             <w:tcBorders>
               <w:top w:val="single" w:color="BFC9D6" w:sz="4"/>
               <w:left w:val="single" w:color="BFC9D6" w:sz="4"/>
@@ -9161,7 +9271,7 @@
         </w:tc>
         <w:tc>
           <w:tcPr>
-            <w:tcW w:type="dxa" w:w="1394"/>
+            <w:tcW w:type="dxa" w:w="1855"/>
             <w:tcBorders>
               <w:top w:val="single" w:color="BFC9D6" w:sz="4"/>
               <w:left w:val="single" w:color="BFC9D6" w:sz="4"/>
@@ -9212,7 +9322,7 @@
         </w:trPr>
         <w:tc>
           <w:tcPr>
-            <w:tcW w:type="dxa" w:w="3173"/>
+            <w:tcW w:type="dxa" w:w="2979"/>
             <w:tcBorders>
               <w:top w:val="single" w:color="BFC9D6" w:sz="4"/>
               <w:left w:val="single" w:color="BFC9D6" w:sz="4"/>
@@ -9249,7 +9359,7 @@
         </w:tc>
         <w:tc>
           <w:tcPr>
-            <w:tcW w:type="dxa" w:w="1140"/>
+            <w:tcW w:type="dxa" w:w="1071"/>
             <w:tcBorders>
               <w:top w:val="single" w:color="BFC9D6" w:sz="4"/>
               <w:left w:val="single" w:color="BFC9D6" w:sz="4"/>
@@ -9286,7 +9396,7 @@
         </w:tc>
         <w:tc>
           <w:tcPr>
-            <w:tcW w:type="dxa" w:w="1901"/>
+            <w:tcW w:type="dxa" w:w="1785"/>
             <w:tcBorders>
               <w:top w:val="single" w:color="BFC9D6" w:sz="4"/>
               <w:left w:val="single" w:color="BFC9D6" w:sz="4"/>
@@ -9323,7 +9433,7 @@
         </w:tc>
         <w:tc>
           <w:tcPr>
-            <w:tcW w:type="dxa" w:w="1267"/>
+            <w:tcW w:type="dxa" w:w="1190"/>
             <w:tcBorders>
               <w:top w:val="single" w:color="BFC9D6" w:sz="4"/>
               <w:left w:val="single" w:color="BFC9D6" w:sz="4"/>
@@ -9360,7 +9470,7 @@
         </w:tc>
         <w:tc>
           <w:tcPr>
-            <w:tcW w:type="dxa" w:w="989"/>
+            <w:tcW w:type="dxa" w:w="984"/>
             <w:tcBorders>
               <w:top w:val="single" w:color="BFC9D6" w:sz="4"/>
               <w:left w:val="single" w:color="BFC9D6" w:sz="4"/>
@@ -9397,7 +9507,7 @@
         </w:tc>
         <w:tc>
           <w:tcPr>
-            <w:tcW w:type="dxa" w:w="1394"/>
+            <w:tcW w:type="dxa" w:w="1855"/>
             <w:tcBorders>
               <w:top w:val="single" w:color="BFC9D6" w:sz="4"/>
               <w:left w:val="single" w:color="BFC9D6" w:sz="4"/>
@@ -9449,7 +9559,7 @@
         </w:trPr>
         <w:tc>
           <w:tcPr>
-            <w:tcW w:type="dxa" w:w="3173"/>
+            <w:tcW w:type="dxa" w:w="2979"/>
             <w:tcBorders>
               <w:top w:val="single" w:color="BFC9D6" w:sz="4"/>
               <w:left w:val="single" w:color="BFC9D6" w:sz="4"/>
@@ -9485,7 +9595,7 @@
         </w:tc>
         <w:tc>
           <w:tcPr>
-            <w:tcW w:type="dxa" w:w="1140"/>
+            <w:tcW w:type="dxa" w:w="1071"/>
             <w:tcBorders>
               <w:top w:val="single" w:color="BFC9D6" w:sz="4"/>
               <w:left w:val="single" w:color="BFC9D6" w:sz="4"/>
@@ -9521,7 +9631,7 @@
         </w:tc>
         <w:tc>
           <w:tcPr>
-            <w:tcW w:type="dxa" w:w="1901"/>
+            <w:tcW w:type="dxa" w:w="1785"/>
             <w:tcBorders>
               <w:top w:val="single" w:color="BFC9D6" w:sz="4"/>
               <w:left w:val="single" w:color="BFC9D6" w:sz="4"/>
@@ -9557,7 +9667,7 @@
         </w:tc>
         <w:tc>
           <w:tcPr>
-            <w:tcW w:type="dxa" w:w="1267"/>
+            <w:tcW w:type="dxa" w:w="1190"/>
             <w:tcBorders>
               <w:top w:val="single" w:color="BFC9D6" w:sz="4"/>
               <w:left w:val="single" w:color="BFC9D6" w:sz="4"/>
@@ -9593,7 +9703,7 @@
         </w:tc>
         <w:tc>
           <w:tcPr>
-            <w:tcW w:type="dxa" w:w="989"/>
+            <w:tcW w:type="dxa" w:w="984"/>
             <w:tcBorders>
               <w:top w:val="single" w:color="BFC9D6" w:sz="4"/>
               <w:left w:val="single" w:color="BFC9D6" w:sz="4"/>
@@ -9639,7 +9749,7 @@
         </w:tc>
         <w:tc>
           <w:tcPr>
-            <w:tcW w:type="dxa" w:w="1394"/>
+            <w:tcW w:type="dxa" w:w="1855"/>
             <w:tcBorders>
               <w:top w:val="single" w:color="BFC9D6" w:sz="4"/>
               <w:left w:val="single" w:color="BFC9D6" w:sz="4"/>
@@ -13357,13 +13467,12 @@
       </w:r>
       <w:r>
         <w:rPr>
-          <w:rFonts w:ascii="Arial" w:cs="Arial" w:eastAsia="Arial" w:hAnsi="Arial"/>
-          <w:color w:val="E0A800"/>
+          <w:rFonts w:ascii="Segoe UI Emoji" w:cs="Segoe UI Emoji" w:eastAsia="Segoe UI Emoji" w:hAnsi="Segoe UI Emoji"/>
           <w:sz w:val="21"/>
           <w:szCs w:val="21"/>
           <w:rtl/>
         </w:rPr>
-        <w:t xml:space="preserve">●</w:t>
+        <w:t xml:space="preserve">✅</w:t>
       </w:r>
       <w:r>
         <w:rPr>
@@ -13374,7 +13483,7 @@
           <w:szCs w:val="21"/>
           <w:rtl/>
         </w:rPr>
-        <w:t xml:space="preserve"> إعادة تقييم تعطي BREACH مرة أخرى للفترة نفسها لا تفتح خرقًا ثانيًا، بل تضع NeedsReview على القائم (DQ-F15-11).</w:t>
+        <w:t xml:space="preserve"> إعادة تقييم تعطي BREACH مرة أخرى للفترة نفسها لا تفتح خرقًا ثانيًا: الخرق المفتوح فريد لكل جذر تعهد ونهاية فترة (B1، SR9)، ويضع التطبيق NeedsReview على القائم (DQ-F15-11).</w:t>
       </w:r>
     </w:p>
     <w:p>
@@ -13389,13 +13498,12 @@
       </w:pPr>
       <w:r>
         <w:rPr>
-          <w:rFonts w:ascii="Arial" w:cs="Arial" w:eastAsia="Arial" w:hAnsi="Arial"/>
-          <w:color w:val="2E9E44"/>
+          <w:rFonts w:ascii="Segoe UI Emoji" w:cs="Segoe UI Emoji" w:eastAsia="Segoe UI Emoji" w:hAnsi="Segoe UI Emoji"/>
           <w:sz w:val="21"/>
           <w:szCs w:val="21"/>
           <w:rtl/>
         </w:rPr>
-        <w:t xml:space="preserve">●</w:t>
+        <w:t xml:space="preserve">✅</w:t>
       </w:r>
       <w:r>
         <w:rPr>
@@ -13406,7 +13514,31 @@
           <w:szCs w:val="21"/>
           <w:rtl/>
         </w:rPr>
-        <w:t xml:space="preserve"> حقول التنازل ممنوعة في غير WAIVED (m14:377). لذا لا مكان لتنازل سجّله FO قبل اعتماد TM (§10؛ DQ-F15-9).</w:t>
+        <w:t xml:space="preserve"> كانت حقول التنازل ممنوعة في غير WAIVED، فلا مكان لتنازل سجّله FO قبل اعتماد TM. اليوم تُسجَّل في OPEN وIN_CURE، و</w:t>
+      </w:r>
+      <w:r>
+        <w:rPr>
+          <w:rFonts w:ascii="Courier New" w:cs="Courier New" w:eastAsia="Courier New" w:hAnsi="Courier New"/>
+          <w:b w:val="false"/>
+          <w:bCs w:val="false"/>
+          <w:color w:val="1F2937"/>
+          <w:sz w:val="18"/>
+          <w:szCs w:val="18"/>
+          <w:shd w:fill="F1F3F5" w:color="auto" w:val="clear"/>
+          <w:rtl/>
+        </w:rPr>
+        <w:t xml:space="preserve">‎WaiverApprovedBy/On‎</w:t>
+      </w:r>
+      <w:r>
+        <w:rPr>
+          <w:rFonts w:ascii="Arial" w:cs="Arial" w:eastAsia="Arial" w:hAnsi="Arial"/>
+          <w:b w:val="false"/>
+          <w:bCs w:val="false"/>
+          <w:sz w:val="21"/>
+          <w:szCs w:val="21"/>
+          <w:rtl/>
+        </w:rPr>
+        <w:t xml:space="preserve"> يملآن عند الانتقال إلى WAIVED وحده (§10؛ DQ-F15-9، B2، SR9).</w:t>
       </w:r>
     </w:p>
     <w:p>
@@ -20180,11 +20312,11 @@
         </w:tblBorders>
       </w:tblPr>
       <w:tblGrid>
-        <w:gridCol w:w="1357"/>
-        <w:gridCol w:w="2111"/>
-        <w:gridCol w:w="3020"/>
-        <w:gridCol w:w="963"/>
-        <w:gridCol w:w="2413"/>
+        <w:gridCol w:w="1335"/>
+        <w:gridCol w:w="2076"/>
+        <w:gridCol w:w="3118"/>
+        <w:gridCol w:w="962"/>
+        <w:gridCol w:w="2373"/>
       </w:tblGrid>
       <w:tr>
         <w:trPr>
@@ -20193,7 +20325,7 @@
         </w:trPr>
         <w:tc>
           <w:tcPr>
-            <w:tcW w:type="dxa" w:w="1357"/>
+            <w:tcW w:type="dxa" w:w="1335"/>
             <w:tcBorders>
               <w:top w:val="single" w:color="BFC9D6" w:sz="4"/>
               <w:left w:val="single" w:color="BFC9D6" w:sz="4"/>
@@ -20231,7 +20363,7 @@
         </w:tc>
         <w:tc>
           <w:tcPr>
-            <w:tcW w:type="dxa" w:w="2111"/>
+            <w:tcW w:type="dxa" w:w="2076"/>
             <w:tcBorders>
               <w:top w:val="single" w:color="BFC9D6" w:sz="4"/>
               <w:left w:val="single" w:color="BFC9D6" w:sz="4"/>
@@ -20269,7 +20401,7 @@
         </w:tc>
         <w:tc>
           <w:tcPr>
-            <w:tcW w:type="dxa" w:w="3020"/>
+            <w:tcW w:type="dxa" w:w="3118"/>
             <w:tcBorders>
               <w:top w:val="single" w:color="BFC9D6" w:sz="4"/>
               <w:left w:val="single" w:color="BFC9D6" w:sz="4"/>
@@ -20307,7 +20439,7 @@
         </w:tc>
         <w:tc>
           <w:tcPr>
-            <w:tcW w:type="dxa" w:w="963"/>
+            <w:tcW w:type="dxa" w:w="962"/>
             <w:tcBorders>
               <w:top w:val="single" w:color="BFC9D6" w:sz="4"/>
               <w:left w:val="single" w:color="BFC9D6" w:sz="4"/>
@@ -20345,7 +20477,7 @@
         </w:tc>
         <w:tc>
           <w:tcPr>
-            <w:tcW w:type="dxa" w:w="2413"/>
+            <w:tcW w:type="dxa" w:w="2373"/>
             <w:tcBorders>
               <w:top w:val="single" w:color="BFC9D6" w:sz="4"/>
               <w:left w:val="single" w:color="BFC9D6" w:sz="4"/>
@@ -20388,7 +20520,7 @@
         </w:trPr>
         <w:tc>
           <w:tcPr>
-            <w:tcW w:type="dxa" w:w="1357"/>
+            <w:tcW w:type="dxa" w:w="1335"/>
             <w:tcBorders>
               <w:top w:val="single" w:color="BFC9D6" w:sz="4"/>
               <w:left w:val="single" w:color="BFC9D6" w:sz="4"/>
@@ -20424,7 +20556,7 @@
         </w:tc>
         <w:tc>
           <w:tcPr>
-            <w:tcW w:type="dxa" w:w="2111"/>
+            <w:tcW w:type="dxa" w:w="2076"/>
             <w:tcBorders>
               <w:top w:val="single" w:color="BFC9D6" w:sz="4"/>
               <w:left w:val="single" w:color="BFC9D6" w:sz="4"/>
@@ -20460,7 +20592,7 @@
         </w:tc>
         <w:tc>
           <w:tcPr>
-            <w:tcW w:type="dxa" w:w="3020"/>
+            <w:tcW w:type="dxa" w:w="3118"/>
             <w:tcBorders>
               <w:top w:val="single" w:color="BFC9D6" w:sz="4"/>
               <w:left w:val="single" w:color="BFC9D6" w:sz="4"/>
@@ -20499,13 +20631,57 @@
                 <w:szCs w:val="18"/>
                 <w:rtl/>
               </w:rPr>
-              <w:t xml:space="preserve"> معتمد من المالك (2026-10-12): SUSPENDED ورفعه بمراجعة؛ ENDED مشتقة؛ البنود المستقبلية تُلغى بسبب</w:t>
-            </w:r>
-          </w:p>
-        </w:tc>
-        <w:tc>
-          <w:tcPr>
-            <w:tcW w:type="dxa" w:w="963"/>
+              <w:t xml:space="preserve"> معتمد من المالك (2026-10-12): SUSPENDED ورفعه بمراجعة؛ ENDED مشتقة؛ البنود المستقبلية تُلغى بسبب. </w:t>
+            </w:r>
+            <w:r>
+              <w:rPr>
+                <w:rFonts w:ascii="Segoe UI Emoji" w:cs="Segoe UI Emoji" w:eastAsia="Segoe UI Emoji" w:hAnsi="Segoe UI Emoji"/>
+                <w:sz w:val="18"/>
+                <w:szCs w:val="18"/>
+                <w:rtl/>
+              </w:rPr>
+              <w:t xml:space="preserve">✅</w:t>
+            </w:r>
+            <w:r>
+              <w:rPr>
+                <w:rFonts w:ascii="Arial" w:cs="Arial" w:eastAsia="Arial" w:hAnsi="Arial"/>
+                <w:b w:val="false"/>
+                <w:bCs w:val="false"/>
+                <w:sz w:val="18"/>
+                <w:szCs w:val="18"/>
+                <w:rtl/>
+              </w:rPr>
+              <w:t xml:space="preserve"> منفّذ (2026-10-18، المراجعة الذاتية B7c): </w:t>
+            </w:r>
+            <w:r>
+              <w:rPr>
+                <w:rFonts w:ascii="Courier New" w:cs="Courier New" w:eastAsia="Courier New" w:hAnsi="Courier New"/>
+                <w:b w:val="false"/>
+                <w:bCs w:val="false"/>
+                <w:color w:val="1F2937"/>
+                <w:sz w:val="16"/>
+                <w:szCs w:val="16"/>
+                <w:shd w:fill="F1F3F5" w:color="auto" w:val="clear"/>
+                <w:rtl/>
+              </w:rPr>
+              <w:t xml:space="preserve">‎obl.Obligation.Status‎</w:t>
+            </w:r>
+            <w:r>
+              <w:rPr>
+                <w:rFonts w:ascii="Arial" w:cs="Arial" w:eastAsia="Arial" w:hAnsi="Arial"/>
+                <w:b w:val="false"/>
+                <w:bCs w:val="false"/>
+                <w:sz w:val="18"/>
+                <w:szCs w:val="18"/>
+                <w:rtl/>
+              </w:rPr>
+              <w:t xml:space="preserve"> لا يقبل إلا ACTIVE وSUSPENDED، وENDED تُشتق (SR9)</w:t>
+            </w:r>
+          </w:p>
+        </w:tc>
+        <w:tc>
+          <w:tcPr>
+            <w:tcW w:type="dxa" w:w="962"/>
             <w:tcBorders>
               <w:top w:val="single" w:color="BFC9D6" w:sz="4"/>
               <w:left w:val="single" w:color="BFC9D6" w:sz="4"/>
@@ -20541,7 +20717,7 @@
         </w:tc>
         <w:tc>
           <w:tcPr>
-            <w:tcW w:type="dxa" w:w="2413"/>
+            <w:tcW w:type="dxa" w:w="2373"/>
             <w:tcBorders>
               <w:top w:val="single" w:color="BFC9D6" w:sz="4"/>
               <w:left w:val="single" w:color="BFC9D6" w:sz="4"/>
@@ -20582,7 +20758,7 @@
         </w:trPr>
         <w:tc>
           <w:tcPr>
-            <w:tcW w:type="dxa" w:w="1357"/>
+            <w:tcW w:type="dxa" w:w="1335"/>
             <w:tcBorders>
               <w:top w:val="single" w:color="BFC9D6" w:sz="4"/>
               <w:left w:val="single" w:color="BFC9D6" w:sz="4"/>
@@ -20619,7 +20795,7 @@
         </w:tc>
         <w:tc>
           <w:tcPr>
-            <w:tcW w:type="dxa" w:w="2111"/>
+            <w:tcW w:type="dxa" w:w="2076"/>
             <w:tcBorders>
               <w:top w:val="single" w:color="BFC9D6" w:sz="4"/>
               <w:left w:val="single" w:color="BFC9D6" w:sz="4"/>
@@ -20656,7 +20832,7 @@
         </w:tc>
         <w:tc>
           <w:tcPr>
-            <w:tcW w:type="dxa" w:w="3020"/>
+            <w:tcW w:type="dxa" w:w="3118"/>
             <w:tcBorders>
               <w:top w:val="single" w:color="BFC9D6" w:sz="4"/>
               <w:left w:val="single" w:color="BFC9D6" w:sz="4"/>
@@ -20711,13 +20887,81 @@
                 <w:szCs w:val="18"/>
                 <w:rtl/>
               </w:rPr>
-              <w:t xml:space="preserve"> بسبب</w:t>
-            </w:r>
-          </w:p>
-        </w:tc>
-        <w:tc>
-          <w:tcPr>
-            <w:tcW w:type="dxa" w:w="963"/>
+              <w:t xml:space="preserve"> بسبب. </w:t>
+            </w:r>
+            <w:r>
+              <w:rPr>
+                <w:rFonts w:ascii="Segoe UI Emoji" w:cs="Segoe UI Emoji" w:eastAsia="Segoe UI Emoji" w:hAnsi="Segoe UI Emoji"/>
+                <w:sz w:val="18"/>
+                <w:szCs w:val="18"/>
+                <w:rtl/>
+              </w:rPr>
+              <w:t xml:space="preserve">✅</w:t>
+            </w:r>
+            <w:r>
+              <w:rPr>
+                <w:rFonts w:ascii="Arial" w:cs="Arial" w:eastAsia="Arial" w:hAnsi="Arial"/>
+                <w:b w:val="false"/>
+                <w:bCs w:val="false"/>
+                <w:sz w:val="18"/>
+                <w:szCs w:val="18"/>
+                <w:rtl/>
+              </w:rPr>
+              <w:t xml:space="preserve"> منفّذ بقرار DBA (2026-10-18، B3): </w:t>
+            </w:r>
+            <w:r>
+              <w:rPr>
+                <w:rFonts w:ascii="Courier New" w:cs="Courier New" w:eastAsia="Courier New" w:hAnsi="Courier New"/>
+                <w:b w:val="false"/>
+                <w:bCs w:val="false"/>
+                <w:color w:val="1F2937"/>
+                <w:sz w:val="16"/>
+                <w:szCs w:val="16"/>
+                <w:shd w:fill="F1F3F5" w:color="auto" w:val="clear"/>
+                <w:rtl/>
+              </w:rPr>
+              <w:t xml:space="preserve">‎CovenantTest.State‎</w:t>
+            </w:r>
+            <w:r>
+              <w:rPr>
+                <w:rFonts w:ascii="Arial" w:cs="Arial" w:eastAsia="Arial" w:hAnsi="Arial"/>
+                <w:b w:val="false"/>
+                <w:bCs w:val="false"/>
+                <w:sz w:val="18"/>
+                <w:szCs w:val="18"/>
+                <w:rtl/>
+              </w:rPr>
+              <w:t xml:space="preserve"> يقبل CANCELLED مع </w:t>
+            </w:r>
+            <w:r>
+              <w:rPr>
+                <w:rFonts w:ascii="Courier New" w:cs="Courier New" w:eastAsia="Courier New" w:hAnsi="Courier New"/>
+                <w:b w:val="false"/>
+                <w:bCs w:val="false"/>
+                <w:color w:val="1F2937"/>
+                <w:sz w:val="16"/>
+                <w:szCs w:val="16"/>
+                <w:shd w:fill="F1F3F5" w:color="auto" w:val="clear"/>
+                <w:rtl/>
+              </w:rPr>
+              <w:t xml:space="preserve">‎CancelReason‎</w:t>
+            </w:r>
+            <w:r>
+              <w:rPr>
+                <w:rFonts w:ascii="Arial" w:cs="Arial" w:eastAsia="Arial" w:hAnsi="Arial"/>
+                <w:b w:val="false"/>
+                <w:bCs w:val="false"/>
+                <w:sz w:val="18"/>
+                <w:szCs w:val="18"/>
+                <w:rtl/>
+              </w:rPr>
+              <w:t xml:space="preserve"> إلزامي، والملغى نهائي (50053، SR9)</w:t>
+            </w:r>
+          </w:p>
+        </w:tc>
+        <w:tc>
+          <w:tcPr>
+            <w:tcW w:type="dxa" w:w="962"/>
             <w:tcBorders>
               <w:top w:val="single" w:color="BFC9D6" w:sz="4"/>
               <w:left w:val="single" w:color="BFC9D6" w:sz="4"/>
@@ -20754,7 +20998,7 @@
         </w:tc>
         <w:tc>
           <w:tcPr>
-            <w:tcW w:type="dxa" w:w="2413"/>
+            <w:tcW w:type="dxa" w:w="2373"/>
             <w:tcBorders>
               <w:top w:val="single" w:color="BFC9D6" w:sz="4"/>
               <w:left w:val="single" w:color="BFC9D6" w:sz="4"/>
@@ -20796,7 +21040,7 @@
         </w:trPr>
         <w:tc>
           <w:tcPr>
-            <w:tcW w:type="dxa" w:w="1357"/>
+            <w:tcW w:type="dxa" w:w="1335"/>
             <w:tcBorders>
               <w:top w:val="single" w:color="BFC9D6" w:sz="4"/>
               <w:left w:val="single" w:color="BFC9D6" w:sz="4"/>
@@ -20832,7 +21076,7 @@
         </w:tc>
         <w:tc>
           <w:tcPr>
-            <w:tcW w:type="dxa" w:w="2111"/>
+            <w:tcW w:type="dxa" w:w="2076"/>
             <w:tcBorders>
               <w:top w:val="single" w:color="BFC9D6" w:sz="4"/>
               <w:left w:val="single" w:color="BFC9D6" w:sz="4"/>
@@ -20868,7 +21112,7 @@
         </w:tc>
         <w:tc>
           <w:tcPr>
-            <w:tcW w:type="dxa" w:w="3020"/>
+            <w:tcW w:type="dxa" w:w="3118"/>
             <w:tcBorders>
               <w:top w:val="single" w:color="BFC9D6" w:sz="4"/>
               <w:left w:val="single" w:color="BFC9D6" w:sz="4"/>
@@ -20907,13 +21151,57 @@
                 <w:szCs w:val="18"/>
                 <w:rtl/>
               </w:rPr>
-              <w:t xml:space="preserve"> معتمد (O-15، ADR 0011، DR-39): تجميد الاختبار بعد التقييم قبل S2-ب. المقترح: كما في §4.3: غير المنتهي فقط</w:t>
-            </w:r>
-          </w:p>
-        </w:tc>
-        <w:tc>
-          <w:tcPr>
-            <w:tcW w:type="dxa" w:w="963"/>
+              <w:t xml:space="preserve"> معتمد (O-15، ADR 0011، DR-39) ومنفّذ: تجميد الاختبار بعد التقييم (044، RF28). </w:t>
+            </w:r>
+            <w:r>
+              <w:rPr>
+                <w:rFonts w:ascii="Segoe UI Emoji" w:cs="Segoe UI Emoji" w:eastAsia="Segoe UI Emoji" w:hAnsi="Segoe UI Emoji"/>
+                <w:sz w:val="18"/>
+                <w:szCs w:val="18"/>
+                <w:rtl/>
+              </w:rPr>
+              <w:t xml:space="preserve">✅</w:t>
+            </w:r>
+            <w:r>
+              <w:rPr>
+                <w:rFonts w:ascii="Arial" w:cs="Arial" w:eastAsia="Arial" w:hAnsi="Arial"/>
+                <w:b w:val="false"/>
+                <w:bCs w:val="false"/>
+                <w:sz w:val="18"/>
+                <w:szCs w:val="18"/>
+                <w:rtl/>
+              </w:rPr>
+              <w:t xml:space="preserve"> ولا تحتاج الاختبارات والبنود والخروقات إعادة وصل: تحمل نسخة من </w:t>
+            </w:r>
+            <w:r>
+              <w:rPr>
+                <w:rFonts w:ascii="Courier New" w:cs="Courier New" w:eastAsia="Courier New" w:hAnsi="Courier New"/>
+                <w:b w:val="false"/>
+                <w:bCs w:val="false"/>
+                <w:color w:val="1F2937"/>
+                <w:sz w:val="16"/>
+                <w:szCs w:val="16"/>
+                <w:shd w:fill="F1F3F5" w:color="auto" w:val="clear"/>
+                <w:rtl/>
+              </w:rPr>
+              <w:t xml:space="preserve">‎RootId‎</w:t>
+            </w:r>
+            <w:r>
+              <w:rPr>
+                <w:rFonts w:ascii="Arial" w:cs="Arial" w:eastAsia="Arial" w:hAnsi="Arial"/>
+                <w:b w:val="false"/>
+                <w:bCs w:val="false"/>
+                <w:sz w:val="18"/>
+                <w:szCs w:val="18"/>
+                <w:rtl/>
+              </w:rPr>
+              <w:t xml:space="preserve"> الصف المراجَع بمفتاح مركّب، وفرادتها على الجذر (المراجعة الذاتية B1، SR9)</w:t>
+            </w:r>
+          </w:p>
+        </w:tc>
+        <w:tc>
+          <w:tcPr>
+            <w:tcW w:type="dxa" w:w="962"/>
             <w:tcBorders>
               <w:top w:val="single" w:color="BFC9D6" w:sz="4"/>
               <w:left w:val="single" w:color="BFC9D6" w:sz="4"/>
@@ -20949,7 +21237,7 @@
         </w:tc>
         <w:tc>
           <w:tcPr>
-            <w:tcW w:type="dxa" w:w="2413"/>
+            <w:tcW w:type="dxa" w:w="2373"/>
             <w:tcBorders>
               <w:top w:val="single" w:color="BFC9D6" w:sz="4"/>
               <w:left w:val="single" w:color="BFC9D6" w:sz="4"/>
@@ -20990,7 +21278,7 @@
         </w:trPr>
         <w:tc>
           <w:tcPr>
-            <w:tcW w:type="dxa" w:w="1357"/>
+            <w:tcW w:type="dxa" w:w="1335"/>
             <w:tcBorders>
               <w:top w:val="single" w:color="BFC9D6" w:sz="4"/>
               <w:left w:val="single" w:color="BFC9D6" w:sz="4"/>
@@ -21027,7 +21315,7 @@
         </w:tc>
         <w:tc>
           <w:tcPr>
-            <w:tcW w:type="dxa" w:w="2111"/>
+            <w:tcW w:type="dxa" w:w="2076"/>
             <w:tcBorders>
               <w:top w:val="single" w:color="BFC9D6" w:sz="4"/>
               <w:left w:val="single" w:color="BFC9D6" w:sz="4"/>
@@ -21064,7 +21352,7 @@
         </w:tc>
         <w:tc>
           <w:tcPr>
-            <w:tcW w:type="dxa" w:w="3020"/>
+            <w:tcW w:type="dxa" w:w="3118"/>
             <w:tcBorders>
               <w:top w:val="single" w:color="BFC9D6" w:sz="4"/>
               <w:left w:val="single" w:color="BFC9D6" w:sz="4"/>
@@ -21110,7 +21398,7 @@
         </w:tc>
         <w:tc>
           <w:tcPr>
-            <w:tcW w:type="dxa" w:w="963"/>
+            <w:tcW w:type="dxa" w:w="962"/>
             <w:tcBorders>
               <w:top w:val="single" w:color="BFC9D6" w:sz="4"/>
               <w:left w:val="single" w:color="BFC9D6" w:sz="4"/>
@@ -21147,7 +21435,7 @@
         </w:tc>
         <w:tc>
           <w:tcPr>
-            <w:tcW w:type="dxa" w:w="2413"/>
+            <w:tcW w:type="dxa" w:w="2373"/>
             <w:tcBorders>
               <w:top w:val="single" w:color="BFC9D6" w:sz="4"/>
               <w:left w:val="single" w:color="BFC9D6" w:sz="4"/>
@@ -21189,7 +21477,7 @@
         </w:trPr>
         <w:tc>
           <w:tcPr>
-            <w:tcW w:type="dxa" w:w="1357"/>
+            <w:tcW w:type="dxa" w:w="1335"/>
             <w:tcBorders>
               <w:top w:val="single" w:color="BFC9D6" w:sz="4"/>
               <w:left w:val="single" w:color="BFC9D6" w:sz="4"/>
@@ -21225,7 +21513,7 @@
         </w:tc>
         <w:tc>
           <w:tcPr>
-            <w:tcW w:type="dxa" w:w="2111"/>
+            <w:tcW w:type="dxa" w:w="2076"/>
             <w:tcBorders>
               <w:top w:val="single" w:color="BFC9D6" w:sz="4"/>
               <w:left w:val="single" w:color="BFC9D6" w:sz="4"/>
@@ -21261,7 +21549,7 @@
         </w:tc>
         <w:tc>
           <w:tcPr>
-            <w:tcW w:type="dxa" w:w="3020"/>
+            <w:tcW w:type="dxa" w:w="3118"/>
             <w:tcBorders>
               <w:top w:val="single" w:color="BFC9D6" w:sz="4"/>
               <w:left w:val="single" w:color="BFC9D6" w:sz="4"/>
@@ -21321,7 +21609,7 @@
         </w:tc>
         <w:tc>
           <w:tcPr>
-            <w:tcW w:type="dxa" w:w="963"/>
+            <w:tcW w:type="dxa" w:w="962"/>
             <w:tcBorders>
               <w:top w:val="single" w:color="BFC9D6" w:sz="4"/>
               <w:left w:val="single" w:color="BFC9D6" w:sz="4"/>
@@ -21357,7 +21645,7 @@
         </w:tc>
         <w:tc>
           <w:tcPr>
-            <w:tcW w:type="dxa" w:w="2413"/>
+            <w:tcW w:type="dxa" w:w="2373"/>
             <w:tcBorders>
               <w:top w:val="single" w:color="BFC9D6" w:sz="4"/>
               <w:left w:val="single" w:color="BFC9D6" w:sz="4"/>
@@ -21398,7 +21686,7 @@
         </w:trPr>
         <w:tc>
           <w:tcPr>
-            <w:tcW w:type="dxa" w:w="1357"/>
+            <w:tcW w:type="dxa" w:w="1335"/>
             <w:tcBorders>
               <w:top w:val="single" w:color="BFC9D6" w:sz="4"/>
               <w:left w:val="single" w:color="BFC9D6" w:sz="4"/>
@@ -21435,7 +21723,7 @@
         </w:tc>
         <w:tc>
           <w:tcPr>
-            <w:tcW w:type="dxa" w:w="2111"/>
+            <w:tcW w:type="dxa" w:w="2076"/>
             <w:tcBorders>
               <w:top w:val="single" w:color="BFC9D6" w:sz="4"/>
               <w:left w:val="single" w:color="BFC9D6" w:sz="4"/>
@@ -21472,7 +21760,7 @@
         </w:tc>
         <w:tc>
           <w:tcPr>
-            <w:tcW w:type="dxa" w:w="3020"/>
+            <w:tcW w:type="dxa" w:w="3118"/>
             <w:tcBorders>
               <w:top w:val="single" w:color="BFC9D6" w:sz="4"/>
               <w:left w:val="single" w:color="BFC9D6" w:sz="4"/>
@@ -21518,7 +21806,7 @@
         </w:tc>
         <w:tc>
           <w:tcPr>
-            <w:tcW w:type="dxa" w:w="963"/>
+            <w:tcW w:type="dxa" w:w="962"/>
             <w:tcBorders>
               <w:top w:val="single" w:color="BFC9D6" w:sz="4"/>
               <w:left w:val="single" w:color="BFC9D6" w:sz="4"/>
@@ -21555,7 +21843,7 @@
         </w:tc>
         <w:tc>
           <w:tcPr>
-            <w:tcW w:type="dxa" w:w="2413"/>
+            <w:tcW w:type="dxa" w:w="2373"/>
             <w:tcBorders>
               <w:top w:val="single" w:color="BFC9D6" w:sz="4"/>
               <w:left w:val="single" w:color="BFC9D6" w:sz="4"/>
@@ -21597,7 +21885,7 @@
         </w:trPr>
         <w:tc>
           <w:tcPr>
-            <w:tcW w:type="dxa" w:w="1357"/>
+            <w:tcW w:type="dxa" w:w="1335"/>
             <w:tcBorders>
               <w:top w:val="single" w:color="BFC9D6" w:sz="4"/>
               <w:left w:val="single" w:color="BFC9D6" w:sz="4"/>
@@ -21633,7 +21921,7 @@
         </w:tc>
         <w:tc>
           <w:tcPr>
-            <w:tcW w:type="dxa" w:w="2111"/>
+            <w:tcW w:type="dxa" w:w="2076"/>
             <w:tcBorders>
               <w:top w:val="single" w:color="BFC9D6" w:sz="4"/>
               <w:left w:val="single" w:color="BFC9D6" w:sz="4"/>
@@ -21669,7 +21957,7 @@
         </w:tc>
         <w:tc>
           <w:tcPr>
-            <w:tcW w:type="dxa" w:w="3020"/>
+            <w:tcW w:type="dxa" w:w="3118"/>
             <w:tcBorders>
               <w:top w:val="single" w:color="BFC9D6" w:sz="4"/>
               <w:left w:val="single" w:color="BFC9D6" w:sz="4"/>
@@ -21738,7 +22026,7 @@
         </w:tc>
         <w:tc>
           <w:tcPr>
-            <w:tcW w:type="dxa" w:w="963"/>
+            <w:tcW w:type="dxa" w:w="962"/>
             <w:tcBorders>
               <w:top w:val="single" w:color="BFC9D6" w:sz="4"/>
               <w:left w:val="single" w:color="BFC9D6" w:sz="4"/>
@@ -21774,7 +22062,7 @@
         </w:tc>
         <w:tc>
           <w:tcPr>
-            <w:tcW w:type="dxa" w:w="2413"/>
+            <w:tcW w:type="dxa" w:w="2373"/>
             <w:tcBorders>
               <w:top w:val="single" w:color="BFC9D6" w:sz="4"/>
               <w:left w:val="single" w:color="BFC9D6" w:sz="4"/>
@@ -21815,7 +22103,7 @@
         </w:trPr>
         <w:tc>
           <w:tcPr>
-            <w:tcW w:type="dxa" w:w="1357"/>
+            <w:tcW w:type="dxa" w:w="1335"/>
             <w:tcBorders>
               <w:top w:val="single" w:color="BFC9D6" w:sz="4"/>
               <w:left w:val="single" w:color="BFC9D6" w:sz="4"/>
@@ -21852,7 +22140,7 @@
         </w:tc>
         <w:tc>
           <w:tcPr>
-            <w:tcW w:type="dxa" w:w="2111"/>
+            <w:tcW w:type="dxa" w:w="2076"/>
             <w:tcBorders>
               <w:top w:val="single" w:color="BFC9D6" w:sz="4"/>
               <w:left w:val="single" w:color="BFC9D6" w:sz="4"/>
@@ -21889,7 +22177,7 @@
         </w:tc>
         <w:tc>
           <w:tcPr>
-            <w:tcW w:type="dxa" w:w="3020"/>
+            <w:tcW w:type="dxa" w:w="3118"/>
             <w:tcBorders>
               <w:top w:val="single" w:color="BFC9D6" w:sz="4"/>
               <w:left w:val="single" w:color="BFC9D6" w:sz="4"/>
@@ -21959,7 +22247,7 @@
         </w:tc>
         <w:tc>
           <w:tcPr>
-            <w:tcW w:type="dxa" w:w="963"/>
+            <w:tcW w:type="dxa" w:w="962"/>
             <w:tcBorders>
               <w:top w:val="single" w:color="BFC9D6" w:sz="4"/>
               <w:left w:val="single" w:color="BFC9D6" w:sz="4"/>
@@ -21996,7 +22284,7 @@
         </w:tc>
         <w:tc>
           <w:tcPr>
-            <w:tcW w:type="dxa" w:w="2413"/>
+            <w:tcW w:type="dxa" w:w="2373"/>
             <w:tcBorders>
               <w:top w:val="single" w:color="BFC9D6" w:sz="4"/>
               <w:left w:val="single" w:color="BFC9D6" w:sz="4"/>
@@ -22038,7 +22326,7 @@
         </w:trPr>
         <w:tc>
           <w:tcPr>
-            <w:tcW w:type="dxa" w:w="1357"/>
+            <w:tcW w:type="dxa" w:w="1335"/>
             <w:tcBorders>
               <w:top w:val="single" w:color="BFC9D6" w:sz="4"/>
               <w:left w:val="single" w:color="BFC9D6" w:sz="4"/>
@@ -22074,7 +22362,7 @@
         </w:tc>
         <w:tc>
           <w:tcPr>
-            <w:tcW w:type="dxa" w:w="2111"/>
+            <w:tcW w:type="dxa" w:w="2076"/>
             <w:tcBorders>
               <w:top w:val="single" w:color="BFC9D6" w:sz="4"/>
               <w:left w:val="single" w:color="BFC9D6" w:sz="4"/>
@@ -22110,7 +22398,7 @@
         </w:tc>
         <w:tc>
           <w:tcPr>
-            <w:tcW w:type="dxa" w:w="3020"/>
+            <w:tcW w:type="dxa" w:w="3118"/>
             <w:tcBorders>
               <w:top w:val="single" w:color="BFC9D6" w:sz="4"/>
               <w:left w:val="single" w:color="BFC9D6" w:sz="4"/>
@@ -22173,13 +22461,81 @@
                 <w:szCs w:val="18"/>
                 <w:rtl/>
               </w:rPr>
-              <w:t xml:space="preserve">، والسماح بحقول التنازل في OPEN وIN_CURE، وWAIVED يستلزم الاعتماد</w:t>
-            </w:r>
-          </w:p>
-        </w:tc>
-        <w:tc>
-          <w:tcPr>
-            <w:tcW w:type="dxa" w:w="963"/>
+              <w:t xml:space="preserve">، والسماح بحقول التنازل في OPEN وIN_CURE، وWAIVED يستلزم الاعتماد. </w:t>
+            </w:r>
+            <w:r>
+              <w:rPr>
+                <w:rFonts w:ascii="Segoe UI Emoji" w:cs="Segoe UI Emoji" w:eastAsia="Segoe UI Emoji" w:hAnsi="Segoe UI Emoji"/>
+                <w:sz w:val="18"/>
+                <w:szCs w:val="18"/>
+                <w:rtl/>
+              </w:rPr>
+              <w:t xml:space="preserve">✅</w:t>
+            </w:r>
+            <w:r>
+              <w:rPr>
+                <w:rFonts w:ascii="Arial" w:cs="Arial" w:eastAsia="Arial" w:hAnsi="Arial"/>
+                <w:b w:val="false"/>
+                <w:bCs w:val="false"/>
+                <w:sz w:val="18"/>
+                <w:szCs w:val="18"/>
+                <w:rtl/>
+              </w:rPr>
+              <w:t xml:space="preserve"> منفّذ (2026-10-18، B2): </w:t>
+            </w:r>
+            <w:r>
+              <w:rPr>
+                <w:rFonts w:ascii="Courier New" w:cs="Courier New" w:eastAsia="Courier New" w:hAnsi="Courier New"/>
+                <w:b w:val="false"/>
+                <w:bCs w:val="false"/>
+                <w:color w:val="1F2937"/>
+                <w:sz w:val="16"/>
+                <w:szCs w:val="16"/>
+                <w:shd w:fill="F1F3F5" w:color="auto" w:val="clear"/>
+                <w:rtl/>
+              </w:rPr>
+              <w:t xml:space="preserve">‎WaiverApprovedBy/On‎</w:t>
+            </w:r>
+            <w:r>
+              <w:rPr>
+                <w:rFonts w:ascii="Arial" w:cs="Arial" w:eastAsia="Arial" w:hAnsi="Arial"/>
+                <w:b w:val="false"/>
+                <w:bCs w:val="false"/>
+                <w:sz w:val="18"/>
+                <w:szCs w:val="18"/>
+                <w:rtl/>
+              </w:rPr>
+              <w:t xml:space="preserve"> في </w:t>
+            </w:r>
+            <w:r>
+              <w:rPr>
+                <w:rFonts w:ascii="Courier New" w:cs="Courier New" w:eastAsia="Courier New" w:hAnsi="Courier New"/>
+                <w:b w:val="false"/>
+                <w:bCs w:val="false"/>
+                <w:color w:val="1F2937"/>
+                <w:sz w:val="16"/>
+                <w:szCs w:val="16"/>
+                <w:shd w:fill="F1F3F5" w:color="auto" w:val="clear"/>
+                <w:rtl/>
+              </w:rPr>
+              <w:t xml:space="preserve">‎obl.ObligationBreach‎</w:t>
+            </w:r>
+            <w:r>
+              <w:rPr>
+                <w:rFonts w:ascii="Arial" w:cs="Arial" w:eastAsia="Arial" w:hAnsi="Arial"/>
+                <w:b w:val="false"/>
+                <w:bCs w:val="false"/>
+                <w:sz w:val="18"/>
+                <w:szCs w:val="18"/>
+                <w:rtl/>
+              </w:rPr>
+              <w:t xml:space="preserve">؛ حقول التنازل تُسجَّل في OPEN وIN_CURE، والاعتماد هو الانتقال إلى WAIVED (SR9)</w:t>
+            </w:r>
+          </w:p>
+        </w:tc>
+        <w:tc>
+          <w:tcPr>
+            <w:tcW w:type="dxa" w:w="962"/>
             <w:tcBorders>
               <w:top w:val="single" w:color="BFC9D6" w:sz="4"/>
               <w:left w:val="single" w:color="BFC9D6" w:sz="4"/>
@@ -22215,7 +22571,7 @@
         </w:tc>
         <w:tc>
           <w:tcPr>
-            <w:tcW w:type="dxa" w:w="2413"/>
+            <w:tcW w:type="dxa" w:w="2373"/>
             <w:tcBorders>
               <w:top w:val="single" w:color="BFC9D6" w:sz="4"/>
               <w:left w:val="single" w:color="BFC9D6" w:sz="4"/>
@@ -22256,7 +22612,7 @@
         </w:trPr>
         <w:tc>
           <w:tcPr>
-            <w:tcW w:type="dxa" w:w="1357"/>
+            <w:tcW w:type="dxa" w:w="1335"/>
             <w:tcBorders>
               <w:top w:val="single" w:color="BFC9D6" w:sz="4"/>
               <w:left w:val="single" w:color="BFC9D6" w:sz="4"/>
@@ -22293,7 +22649,7 @@
         </w:tc>
         <w:tc>
           <w:tcPr>
-            <w:tcW w:type="dxa" w:w="2111"/>
+            <w:tcW w:type="dxa" w:w="2076"/>
             <w:tcBorders>
               <w:top w:val="single" w:color="BFC9D6" w:sz="4"/>
               <w:left w:val="single" w:color="BFC9D6" w:sz="4"/>
@@ -22330,7 +22686,7 @@
         </w:tc>
         <w:tc>
           <w:tcPr>
-            <w:tcW w:type="dxa" w:w="3020"/>
+            <w:tcW w:type="dxa" w:w="3118"/>
             <w:tcBorders>
               <w:top w:val="single" w:color="BFC9D6" w:sz="4"/>
               <w:left w:val="single" w:color="BFC9D6" w:sz="4"/>
@@ -22391,7 +22747,7 @@
         </w:tc>
         <w:tc>
           <w:tcPr>
-            <w:tcW w:type="dxa" w:w="963"/>
+            <w:tcW w:type="dxa" w:w="962"/>
             <w:tcBorders>
               <w:top w:val="single" w:color="BFC9D6" w:sz="4"/>
               <w:left w:val="single" w:color="BFC9D6" w:sz="4"/>
@@ -22428,7 +22784,7 @@
         </w:tc>
         <w:tc>
           <w:tcPr>
-            <w:tcW w:type="dxa" w:w="2413"/>
+            <w:tcW w:type="dxa" w:w="2373"/>
             <w:tcBorders>
               <w:top w:val="single" w:color="BFC9D6" w:sz="4"/>
               <w:left w:val="single" w:color="BFC9D6" w:sz="4"/>
@@ -22470,7 +22826,7 @@
         </w:trPr>
         <w:tc>
           <w:tcPr>
-            <w:tcW w:type="dxa" w:w="1357"/>
+            <w:tcW w:type="dxa" w:w="1335"/>
             <w:tcBorders>
               <w:top w:val="single" w:color="BFC9D6" w:sz="4"/>
               <w:left w:val="single" w:color="BFC9D6" w:sz="4"/>
@@ -22506,7 +22862,7 @@
         </w:tc>
         <w:tc>
           <w:tcPr>
-            <w:tcW w:type="dxa" w:w="2111"/>
+            <w:tcW w:type="dxa" w:w="2076"/>
             <w:tcBorders>
               <w:top w:val="single" w:color="BFC9D6" w:sz="4"/>
               <w:left w:val="single" w:color="BFC9D6" w:sz="4"/>
@@ -22542,7 +22898,7 @@
         </w:tc>
         <w:tc>
           <w:tcPr>
-            <w:tcW w:type="dxa" w:w="3020"/>
+            <w:tcW w:type="dxa" w:w="3118"/>
             <w:tcBorders>
               <w:top w:val="single" w:color="BFC9D6" w:sz="4"/>
               <w:left w:val="single" w:color="BFC9D6" w:sz="4"/>
@@ -22581,13 +22937,33 @@
                 <w:szCs w:val="18"/>
                 <w:rtl/>
               </w:rPr>
-              <w:t xml:space="preserve"> معتمد من المالك (2026-10-12): لا خرق ثانٍ؛ NeedsReview على القائم</w:t>
-            </w:r>
-          </w:p>
-        </w:tc>
-        <w:tc>
-          <w:tcPr>
-            <w:tcW w:type="dxa" w:w="963"/>
+              <w:t xml:space="preserve"> معتمد من المالك (2026-10-12): لا خرق ثانٍ؛ NeedsReview على القائم. </w:t>
+            </w:r>
+            <w:r>
+              <w:rPr>
+                <w:rFonts w:ascii="Segoe UI Emoji" w:cs="Segoe UI Emoji" w:eastAsia="Segoe UI Emoji" w:hAnsi="Segoe UI Emoji"/>
+                <w:sz w:val="18"/>
+                <w:szCs w:val="18"/>
+                <w:rtl/>
+              </w:rPr>
+              <w:t xml:space="preserve">✅</w:t>
+            </w:r>
+            <w:r>
+              <w:rPr>
+                <w:rFonts w:ascii="Arial" w:cs="Arial" w:eastAsia="Arial" w:hAnsi="Arial"/>
+                <w:b w:val="false"/>
+                <w:bCs w:val="false"/>
+                <w:sz w:val="18"/>
+                <w:szCs w:val="18"/>
+                <w:rtl/>
+              </w:rPr>
+              <w:t xml:space="preserve"> منفّذ (2026-10-18، B1): الخرق يحمل جذر التعهد ونهاية الفترة بمفتاح مركّب، وخرق مفتوح واحد لكل تعهد وفترة ولو أعيد التقييم (SR9)</w:t>
+            </w:r>
+          </w:p>
+        </w:tc>
+        <w:tc>
+          <w:tcPr>
+            <w:tcW w:type="dxa" w:w="962"/>
             <w:tcBorders>
               <w:top w:val="single" w:color="BFC9D6" w:sz="4"/>
               <w:left w:val="single" w:color="BFC9D6" w:sz="4"/>
@@ -22623,7 +22999,7 @@
         </w:tc>
         <w:tc>
           <w:tcPr>
-            <w:tcW w:type="dxa" w:w="2413"/>
+            <w:tcW w:type="dxa" w:w="2373"/>
             <w:tcBorders>
               <w:top w:val="single" w:color="BFC9D6" w:sz="4"/>
               <w:left w:val="single" w:color="BFC9D6" w:sz="4"/>
@@ -22664,7 +23040,7 @@
         </w:trPr>
         <w:tc>
           <w:tcPr>
-            <w:tcW w:type="dxa" w:w="1357"/>
+            <w:tcW w:type="dxa" w:w="1335"/>
             <w:tcBorders>
               <w:top w:val="single" w:color="BFC9D6" w:sz="4"/>
               <w:left w:val="single" w:color="BFC9D6" w:sz="4"/>
@@ -22701,7 +23077,7 @@
         </w:tc>
         <w:tc>
           <w:tcPr>
-            <w:tcW w:type="dxa" w:w="2111"/>
+            <w:tcW w:type="dxa" w:w="2076"/>
             <w:tcBorders>
               <w:top w:val="single" w:color="BFC9D6" w:sz="4"/>
               <w:left w:val="single" w:color="BFC9D6" w:sz="4"/>
@@ -22738,7 +23114,7 @@
         </w:tc>
         <w:tc>
           <w:tcPr>
-            <w:tcW w:type="dxa" w:w="3020"/>
+            <w:tcW w:type="dxa" w:w="3118"/>
             <w:tcBorders>
               <w:top w:val="single" w:color="BFC9D6" w:sz="4"/>
               <w:left w:val="single" w:color="BFC9D6" w:sz="4"/>
@@ -22802,13 +23178,105 @@
                 <w:szCs w:val="18"/>
                 <w:rtl/>
               </w:rPr>
-              <w:t xml:space="preserve">، وسبب ووثيقة إلزاميان</w:t>
-            </w:r>
-          </w:p>
-        </w:tc>
-        <w:tc>
-          <w:tcPr>
-            <w:tcW w:type="dxa" w:w="963"/>
+              <w:t xml:space="preserve">، وسبب ووثيقة إلزاميان. </w:t>
+            </w:r>
+            <w:r>
+              <w:rPr>
+                <w:rFonts w:ascii="Segoe UI Emoji" w:cs="Segoe UI Emoji" w:eastAsia="Segoe UI Emoji" w:hAnsi="Segoe UI Emoji"/>
+                <w:sz w:val="18"/>
+                <w:szCs w:val="18"/>
+                <w:rtl/>
+              </w:rPr>
+              <w:t xml:space="preserve">✅</w:t>
+            </w:r>
+            <w:r>
+              <w:rPr>
+                <w:rFonts w:ascii="Arial" w:cs="Arial" w:eastAsia="Arial" w:hAnsi="Arial"/>
+                <w:b w:val="false"/>
+                <w:bCs w:val="false"/>
+                <w:sz w:val="18"/>
+                <w:szCs w:val="18"/>
+                <w:rtl/>
+              </w:rPr>
+              <w:t xml:space="preserve"> منفّذ (2026-10-18، B7a): بند الأجندة WAIVED يستلزم </w:t>
+            </w:r>
+            <w:r>
+              <w:rPr>
+                <w:rFonts w:ascii="Courier New" w:cs="Courier New" w:eastAsia="Courier New" w:hAnsi="Courier New"/>
+                <w:b w:val="false"/>
+                <w:bCs w:val="false"/>
+                <w:color w:val="1F2937"/>
+                <w:sz w:val="16"/>
+                <w:szCs w:val="16"/>
+                <w:shd w:fill="F1F3F5" w:color="auto" w:val="clear"/>
+                <w:rtl/>
+              </w:rPr>
+              <w:t xml:space="preserve">‎StatusReason‎</w:t>
+            </w:r>
+            <w:r>
+              <w:rPr>
+                <w:rFonts w:ascii="Arial" w:cs="Arial" w:eastAsia="Arial" w:hAnsi="Arial"/>
+                <w:b w:val="false"/>
+                <w:bCs w:val="false"/>
+                <w:sz w:val="18"/>
+                <w:szCs w:val="18"/>
+                <w:rtl/>
+              </w:rPr>
+              <w:t xml:space="preserve"> و</w:t>
+            </w:r>
+            <w:r>
+              <w:rPr>
+                <w:rFonts w:ascii="Courier New" w:cs="Courier New" w:eastAsia="Courier New" w:hAnsi="Courier New"/>
+                <w:b w:val="false"/>
+                <w:bCs w:val="false"/>
+                <w:color w:val="1F2937"/>
+                <w:sz w:val="16"/>
+                <w:szCs w:val="16"/>
+                <w:shd w:fill="F1F3F5" w:color="auto" w:val="clear"/>
+                <w:rtl/>
+              </w:rPr>
+              <w:t xml:space="preserve">‎EvidenceDocumentId‎</w:t>
+            </w:r>
+            <w:r>
+              <w:rPr>
+                <w:rFonts w:ascii="Arial" w:cs="Arial" w:eastAsia="Arial" w:hAnsi="Arial"/>
+                <w:b w:val="false"/>
+                <w:bCs w:val="false"/>
+                <w:sz w:val="18"/>
+                <w:szCs w:val="18"/>
+                <w:rtl/>
+              </w:rPr>
+              <w:t xml:space="preserve"> (SR9، RF29)؛ وصلاحية </w:t>
+            </w:r>
+            <w:r>
+              <w:rPr>
+                <w:rFonts w:ascii="Courier New" w:cs="Courier New" w:eastAsia="Courier New" w:hAnsi="Courier New"/>
+                <w:b w:val="false"/>
+                <w:bCs w:val="false"/>
+                <w:color w:val="1F2937"/>
+                <w:sz w:val="16"/>
+                <w:szCs w:val="16"/>
+                <w:shd w:fill="F1F3F5" w:color="auto" w:val="clear"/>
+                <w:rtl/>
+              </w:rPr>
+              <w:t xml:space="preserve">‎obl.waiver.approve‎</w:t>
+            </w:r>
+            <w:r>
+              <w:rPr>
+                <w:rFonts w:ascii="Arial" w:cs="Arial" w:eastAsia="Arial" w:hAnsi="Arial"/>
+                <w:b w:val="false"/>
+                <w:bCs w:val="false"/>
+                <w:sz w:val="18"/>
+                <w:szCs w:val="18"/>
+                <w:rtl/>
+              </w:rPr>
+              <w:t xml:space="preserve"> يفحصها التطبيق</w:t>
+            </w:r>
+          </w:p>
+        </w:tc>
+        <w:tc>
+          <w:tcPr>
+            <w:tcW w:type="dxa" w:w="962"/>
             <w:tcBorders>
               <w:top w:val="single" w:color="BFC9D6" w:sz="4"/>
               <w:left w:val="single" w:color="BFC9D6" w:sz="4"/>
@@ -22845,7 +23313,7 @@
         </w:tc>
         <w:tc>
           <w:tcPr>
-            <w:tcW w:type="dxa" w:w="2413"/>
+            <w:tcW w:type="dxa" w:w="2373"/>
             <w:tcBorders>
               <w:top w:val="single" w:color="BFC9D6" w:sz="4"/>
               <w:left w:val="single" w:color="BFC9D6" w:sz="4"/>
@@ -22887,7 +23355,7 @@
         </w:trPr>
         <w:tc>
           <w:tcPr>
-            <w:tcW w:type="dxa" w:w="1357"/>
+            <w:tcW w:type="dxa" w:w="1335"/>
             <w:tcBorders>
               <w:top w:val="single" w:color="BFC9D6" w:sz="4"/>
               <w:left w:val="single" w:color="BFC9D6" w:sz="4"/>
@@ -22923,7 +23391,7 @@
         </w:tc>
         <w:tc>
           <w:tcPr>
-            <w:tcW w:type="dxa" w:w="2111"/>
+            <w:tcW w:type="dxa" w:w="2076"/>
             <w:tcBorders>
               <w:top w:val="single" w:color="BFC9D6" w:sz="4"/>
               <w:left w:val="single" w:color="BFC9D6" w:sz="4"/>
@@ -22959,7 +23427,7 @@
         </w:tc>
         <w:tc>
           <w:tcPr>
-            <w:tcW w:type="dxa" w:w="3020"/>
+            <w:tcW w:type="dxa" w:w="3118"/>
             <w:tcBorders>
               <w:top w:val="single" w:color="BFC9D6" w:sz="4"/>
               <w:left w:val="single" w:color="BFC9D6" w:sz="4"/>
@@ -23024,7 +23492,7 @@
         </w:tc>
         <w:tc>
           <w:tcPr>
-            <w:tcW w:type="dxa" w:w="963"/>
+            <w:tcW w:type="dxa" w:w="962"/>
             <w:tcBorders>
               <w:top w:val="single" w:color="BFC9D6" w:sz="4"/>
               <w:left w:val="single" w:color="BFC9D6" w:sz="4"/>
@@ -23060,7 +23528,7 @@
         </w:tc>
         <w:tc>
           <w:tcPr>
-            <w:tcW w:type="dxa" w:w="2413"/>
+            <w:tcW w:type="dxa" w:w="2373"/>
             <w:tcBorders>
               <w:top w:val="single" w:color="BFC9D6" w:sz="4"/>
               <w:left w:val="single" w:color="BFC9D6" w:sz="4"/>
@@ -23101,7 +23569,7 @@
         </w:trPr>
         <w:tc>
           <w:tcPr>
-            <w:tcW w:type="dxa" w:w="1357"/>
+            <w:tcW w:type="dxa" w:w="1335"/>
             <w:tcBorders>
               <w:top w:val="single" w:color="BFC9D6" w:sz="4"/>
               <w:left w:val="single" w:color="BFC9D6" w:sz="4"/>
@@ -23138,7 +23606,7 @@
         </w:tc>
         <w:tc>
           <w:tcPr>
-            <w:tcW w:type="dxa" w:w="2111"/>
+            <w:tcW w:type="dxa" w:w="2076"/>
             <w:tcBorders>
               <w:top w:val="single" w:color="BFC9D6" w:sz="4"/>
               <w:left w:val="single" w:color="BFC9D6" w:sz="4"/>
@@ -23175,7 +23643,7 @@
         </w:tc>
         <w:tc>
           <w:tcPr>
-            <w:tcW w:type="dxa" w:w="3020"/>
+            <w:tcW w:type="dxa" w:w="3118"/>
             <w:tcBorders>
               <w:top w:val="single" w:color="BFC9D6" w:sz="4"/>
               <w:left w:val="single" w:color="BFC9D6" w:sz="4"/>
@@ -23221,7 +23689,7 @@
         </w:tc>
         <w:tc>
           <w:tcPr>
-            <w:tcW w:type="dxa" w:w="963"/>
+            <w:tcW w:type="dxa" w:w="962"/>
             <w:tcBorders>
               <w:top w:val="single" w:color="BFC9D6" w:sz="4"/>
               <w:left w:val="single" w:color="BFC9D6" w:sz="4"/>
@@ -23258,7 +23726,7 @@
         </w:tc>
         <w:tc>
           <w:tcPr>
-            <w:tcW w:type="dxa" w:w="2413"/>
+            <w:tcW w:type="dxa" w:w="2373"/>
             <w:tcBorders>
               <w:top w:val="single" w:color="BFC9D6" w:sz="4"/>
               <w:left w:val="single" w:color="BFC9D6" w:sz="4"/>
@@ -23300,7 +23768,7 @@
         </w:trPr>
         <w:tc>
           <w:tcPr>
-            <w:tcW w:type="dxa" w:w="1357"/>
+            <w:tcW w:type="dxa" w:w="1335"/>
             <w:tcBorders>
               <w:top w:val="single" w:color="BFC9D6" w:sz="4"/>
               <w:left w:val="single" w:color="BFC9D6" w:sz="4"/>
@@ -23336,7 +23804,7 @@
         </w:tc>
         <w:tc>
           <w:tcPr>
-            <w:tcW w:type="dxa" w:w="2111"/>
+            <w:tcW w:type="dxa" w:w="2076"/>
             <w:tcBorders>
               <w:top w:val="single" w:color="BFC9D6" w:sz="4"/>
               <w:left w:val="single" w:color="BFC9D6" w:sz="4"/>
@@ -23372,7 +23840,7 @@
         </w:tc>
         <w:tc>
           <w:tcPr>
-            <w:tcW w:type="dxa" w:w="3020"/>
+            <w:tcW w:type="dxa" w:w="3118"/>
             <w:tcBorders>
               <w:top w:val="single" w:color="BFC9D6" w:sz="4"/>
               <w:left w:val="single" w:color="BFC9D6" w:sz="4"/>
@@ -23417,7 +23885,7 @@
         </w:tc>
         <w:tc>
           <w:tcPr>
-            <w:tcW w:type="dxa" w:w="963"/>
+            <w:tcW w:type="dxa" w:w="962"/>
             <w:tcBorders>
               <w:top w:val="single" w:color="BFC9D6" w:sz="4"/>
               <w:left w:val="single" w:color="BFC9D6" w:sz="4"/>
@@ -23453,7 +23921,7 @@
         </w:tc>
         <w:tc>
           <w:tcPr>
-            <w:tcW w:type="dxa" w:w="2413"/>
+            <w:tcW w:type="dxa" w:w="2373"/>
             <w:tcBorders>
               <w:top w:val="single" w:color="BFC9D6" w:sz="4"/>
               <w:left w:val="single" w:color="BFC9D6" w:sz="4"/>
@@ -23494,7 +23962,7 @@
         </w:trPr>
         <w:tc>
           <w:tcPr>
-            <w:tcW w:type="dxa" w:w="1357"/>
+            <w:tcW w:type="dxa" w:w="1335"/>
             <w:tcBorders>
               <w:top w:val="single" w:color="BFC9D6" w:sz="4"/>
               <w:left w:val="single" w:color="BFC9D6" w:sz="4"/>
@@ -23531,7 +23999,7 @@
         </w:tc>
         <w:tc>
           <w:tcPr>
-            <w:tcW w:type="dxa" w:w="2111"/>
+            <w:tcW w:type="dxa" w:w="2076"/>
             <w:tcBorders>
               <w:top w:val="single" w:color="BFC9D6" w:sz="4"/>
               <w:left w:val="single" w:color="BFC9D6" w:sz="4"/>
@@ -23568,7 +24036,7 @@
         </w:tc>
         <w:tc>
           <w:tcPr>
-            <w:tcW w:type="dxa" w:w="3020"/>
+            <w:tcW w:type="dxa" w:w="3118"/>
             <w:tcBorders>
               <w:top w:val="single" w:color="BFC9D6" w:sz="4"/>
               <w:left w:val="single" w:color="BFC9D6" w:sz="4"/>
@@ -23629,7 +24097,7 @@
         </w:tc>
         <w:tc>
           <w:tcPr>
-            <w:tcW w:type="dxa" w:w="963"/>
+            <w:tcW w:type="dxa" w:w="962"/>
             <w:tcBorders>
               <w:top w:val="single" w:color="BFC9D6" w:sz="4"/>
               <w:left w:val="single" w:color="BFC9D6" w:sz="4"/>
@@ -23666,7 +24134,7 @@
         </w:tc>
         <w:tc>
           <w:tcPr>
-            <w:tcW w:type="dxa" w:w="2413"/>
+            <w:tcW w:type="dxa" w:w="2373"/>
             <w:tcBorders>
               <w:top w:val="single" w:color="BFC9D6" w:sz="4"/>
               <w:left w:val="single" w:color="BFC9D6" w:sz="4"/>
@@ -23708,7 +24176,7 @@
         </w:trPr>
         <w:tc>
           <w:tcPr>
-            <w:tcW w:type="dxa" w:w="1357"/>
+            <w:tcW w:type="dxa" w:w="1335"/>
             <w:tcBorders>
               <w:top w:val="single" w:color="BFC9D6" w:sz="4"/>
               <w:left w:val="single" w:color="BFC9D6" w:sz="4"/>
@@ -23744,7 +24212,7 @@
         </w:tc>
         <w:tc>
           <w:tcPr>
-            <w:tcW w:type="dxa" w:w="2111"/>
+            <w:tcW w:type="dxa" w:w="2076"/>
             <w:tcBorders>
               <w:top w:val="single" w:color="BFC9D6" w:sz="4"/>
               <w:left w:val="single" w:color="BFC9D6" w:sz="4"/>
@@ -23780,7 +24248,7 @@
         </w:tc>
         <w:tc>
           <w:tcPr>
-            <w:tcW w:type="dxa" w:w="3020"/>
+            <w:tcW w:type="dxa" w:w="3118"/>
             <w:tcBorders>
               <w:top w:val="single" w:color="BFC9D6" w:sz="4"/>
               <w:left w:val="single" w:color="BFC9D6" w:sz="4"/>
@@ -23816,7 +24284,7 @@
         </w:tc>
         <w:tc>
           <w:tcPr>
-            <w:tcW w:type="dxa" w:w="963"/>
+            <w:tcW w:type="dxa" w:w="962"/>
             <w:tcBorders>
               <w:top w:val="single" w:color="BFC9D6" w:sz="4"/>
               <w:left w:val="single" w:color="BFC9D6" w:sz="4"/>
@@ -23852,7 +24320,7 @@
         </w:tc>
         <w:tc>
           <w:tcPr>
-            <w:tcW w:type="dxa" w:w="2413"/>
+            <w:tcW w:type="dxa" w:w="2373"/>
             <w:tcBorders>
               <w:top w:val="single" w:color="BFC9D6" w:sz="4"/>
               <w:left w:val="single" w:color="BFC9D6" w:sz="4"/>
@@ -23893,7 +24361,7 @@
         </w:trPr>
         <w:tc>
           <w:tcPr>
-            <w:tcW w:type="dxa" w:w="1357"/>
+            <w:tcW w:type="dxa" w:w="1335"/>
             <w:tcBorders>
               <w:top w:val="single" w:color="BFC9D6" w:sz="4"/>
               <w:left w:val="single" w:color="BFC9D6" w:sz="4"/>
@@ -23930,7 +24398,7 @@
         </w:tc>
         <w:tc>
           <w:tcPr>
-            <w:tcW w:type="dxa" w:w="2111"/>
+            <w:tcW w:type="dxa" w:w="2076"/>
             <w:tcBorders>
               <w:top w:val="single" w:color="BFC9D6" w:sz="4"/>
               <w:left w:val="single" w:color="BFC9D6" w:sz="4"/>
@@ -23967,7 +24435,7 @@
         </w:tc>
         <w:tc>
           <w:tcPr>
-            <w:tcW w:type="dxa" w:w="3020"/>
+            <w:tcW w:type="dxa" w:w="3118"/>
             <w:tcBorders>
               <w:top w:val="single" w:color="BFC9D6" w:sz="4"/>
               <w:left w:val="single" w:color="BFC9D6" w:sz="4"/>
@@ -24037,7 +24505,7 @@
         </w:tc>
         <w:tc>
           <w:tcPr>
-            <w:tcW w:type="dxa" w:w="963"/>
+            <w:tcW w:type="dxa" w:w="962"/>
             <w:tcBorders>
               <w:top w:val="single" w:color="BFC9D6" w:sz="4"/>
               <w:left w:val="single" w:color="BFC9D6" w:sz="4"/>
@@ -24074,7 +24542,7 @@
         </w:tc>
         <w:tc>
           <w:tcPr>
-            <w:tcW w:type="dxa" w:w="2413"/>
+            <w:tcW w:type="dxa" w:w="2373"/>
             <w:tcBorders>
               <w:top w:val="single" w:color="BFC9D6" w:sz="4"/>
               <w:left w:val="single" w:color="BFC9D6" w:sz="4"/>
@@ -24116,7 +24584,7 @@
         </w:trPr>
         <w:tc>
           <w:tcPr>
-            <w:tcW w:type="dxa" w:w="1357"/>
+            <w:tcW w:type="dxa" w:w="1335"/>
             <w:tcBorders>
               <w:top w:val="single" w:color="BFC9D6" w:sz="4"/>
               <w:left w:val="single" w:color="BFC9D6" w:sz="4"/>
@@ -24152,7 +24620,7 @@
         </w:tc>
         <w:tc>
           <w:tcPr>
-            <w:tcW w:type="dxa" w:w="2111"/>
+            <w:tcW w:type="dxa" w:w="2076"/>
             <w:tcBorders>
               <w:top w:val="single" w:color="BFC9D6" w:sz="4"/>
               <w:left w:val="single" w:color="BFC9D6" w:sz="4"/>
@@ -24188,7 +24656,7 @@
         </w:tc>
         <w:tc>
           <w:tcPr>
-            <w:tcW w:type="dxa" w:w="3020"/>
+            <w:tcW w:type="dxa" w:w="3118"/>
             <w:tcBorders>
               <w:top w:val="single" w:color="BFC9D6" w:sz="4"/>
               <w:left w:val="single" w:color="BFC9D6" w:sz="4"/>
@@ -24224,7 +24692,7 @@
         </w:tc>
         <w:tc>
           <w:tcPr>
-            <w:tcW w:type="dxa" w:w="963"/>
+            <w:tcW w:type="dxa" w:w="962"/>
             <w:tcBorders>
               <w:top w:val="single" w:color="BFC9D6" w:sz="4"/>
               <w:left w:val="single" w:color="BFC9D6" w:sz="4"/>
@@ -24260,7 +24728,7 @@
         </w:tc>
         <w:tc>
           <w:tcPr>
-            <w:tcW w:type="dxa" w:w="2413"/>
+            <w:tcW w:type="dxa" w:w="2373"/>
             <w:tcBorders>
               <w:top w:val="single" w:color="BFC9D6" w:sz="4"/>
               <w:left w:val="single" w:color="BFC9D6" w:sz="4"/>

--- a/treasury-platform/docs/30-readiness/word/DOC-F15-obligations-financials-states.docx
+++ b/treasury-platform/docs/30-readiness/word/DOC-F15-obligations-financials-states.docx
@@ -16382,7 +16382,7 @@
                 <w:szCs w:val="18"/>
                 <w:rtl/>
               </w:rPr>
-              <w:t xml:space="preserve">DRAFT إلى CONFIRMED بـ </w:t>
+              <w:t xml:space="preserve">يدخله حامل </w:t>
             </w:r>
             <w:r>
               <w:rPr>
@@ -16406,7 +16406,31 @@
                 <w:szCs w:val="18"/>
                 <w:rtl/>
               </w:rPr>
-              <w:t xml:space="preserve"> من TM أو FO أو TE</w:t>
+              <w:t xml:space="preserve"> (TM أو FO أو TE)، ويؤكده حامل </w:t>
+            </w:r>
+            <w:r>
+              <w:rPr>
+                <w:rFonts w:ascii="Courier New" w:cs="Courier New" w:eastAsia="Courier New" w:hAnsi="Courier New"/>
+                <w:b w:val="false"/>
+                <w:bCs w:val="false"/>
+                <w:color w:val="1F2937"/>
+                <w:sz w:val="16"/>
+                <w:szCs w:val="16"/>
+                <w:shd w:fill="F1F3F5" w:color="auto" w:val="clear"/>
+                <w:rtl/>
+              </w:rPr>
+              <w:t xml:space="preserve">‎fin.stats.confirm‎</w:t>
+            </w:r>
+            <w:r>
+              <w:rPr>
+                <w:rFonts w:ascii="Arial" w:cs="Arial" w:eastAsia="Arial" w:hAnsi="Arial"/>
+                <w:b w:val="false"/>
+                <w:bCs w:val="false"/>
+                <w:sz w:val="18"/>
+                <w:szCs w:val="18"/>
+                <w:rtl/>
+              </w:rPr>
+              <w:t xml:space="preserve"> (TM) غير مُدخِله كما أدخله، ويعيد فتحه مستخدم آخر بسبب (db/static/052 و058، ADR 0037)</w:t>
             </w:r>
           </w:p>
         </w:tc>
@@ -16598,7 +16622,7 @@
                 <w:szCs w:val="18"/>
                 <w:rtl/>
               </w:rPr>
-              <w:t xml:space="preserve">بلا حالة</w:t>
+              <w:t xml:space="preserve">DRAFT، CONFIRMED</w:t>
             </w:r>
           </w:p>
         </w:tc>
@@ -16635,7 +16659,7 @@
                 <w:szCs w:val="18"/>
                 <w:rtl/>
               </w:rPr>
-              <w:t xml:space="preserve">إدخال شهري وتجميع سنوي آلي</w:t>
+              <w:t xml:space="preserve">إدخال شهري وتجميع سنوي آلي، والتأكيد وإعادة الفتح كالرصيد الشهري (db/static/052 و058)</w:t>
             </w:r>
           </w:p>
         </w:tc>
@@ -16672,7 +16696,7 @@
                 <w:szCs w:val="18"/>
                 <w:rtl/>
               </w:rPr>
-              <w:t xml:space="preserve">الحفظ يطلق إعادة تقييم</w:t>
+              <w:t xml:space="preserve">التأكيد يطلق إعادة تقييم</w:t>
             </w:r>
           </w:p>
         </w:tc>
@@ -17140,11 +17164,11 @@
         </w:tblBorders>
       </w:tblPr>
       <w:tblGrid>
-        <w:gridCol w:w="2507"/>
-        <w:gridCol w:w="1096"/>
-        <w:gridCol w:w="2505"/>
-        <w:gridCol w:w="1878"/>
-        <w:gridCol w:w="1878"/>
+        <w:gridCol w:w="2218"/>
+        <w:gridCol w:w="2351"/>
+        <w:gridCol w:w="2165"/>
+        <w:gridCol w:w="1565"/>
+        <w:gridCol w:w="1565"/>
       </w:tblGrid>
       <w:tr>
         <w:trPr>
@@ -17153,7 +17177,7 @@
         </w:trPr>
         <w:tc>
           <w:tcPr>
-            <w:tcW w:type="dxa" w:w="2507"/>
+            <w:tcW w:type="dxa" w:w="2218"/>
             <w:tcBorders>
               <w:top w:val="single" w:color="BFC9D6" w:sz="4"/>
               <w:left w:val="single" w:color="BFC9D6" w:sz="4"/>
@@ -17191,7 +17215,7 @@
         </w:tc>
         <w:tc>
           <w:tcPr>
-            <w:tcW w:type="dxa" w:w="1096"/>
+            <w:tcW w:type="dxa" w:w="2351"/>
             <w:tcBorders>
               <w:top w:val="single" w:color="BFC9D6" w:sz="4"/>
               <w:left w:val="single" w:color="BFC9D6" w:sz="4"/>
@@ -17229,7 +17253,7 @@
         </w:tc>
         <w:tc>
           <w:tcPr>
-            <w:tcW w:type="dxa" w:w="2505"/>
+            <w:tcW w:type="dxa" w:w="2165"/>
             <w:tcBorders>
               <w:top w:val="single" w:color="BFC9D6" w:sz="4"/>
               <w:left w:val="single" w:color="BFC9D6" w:sz="4"/>
@@ -17267,7 +17291,7 @@
         </w:tc>
         <w:tc>
           <w:tcPr>
-            <w:tcW w:type="dxa" w:w="1878"/>
+            <w:tcW w:type="dxa" w:w="1565"/>
             <w:tcBorders>
               <w:top w:val="single" w:color="BFC9D6" w:sz="4"/>
               <w:left w:val="single" w:color="BFC9D6" w:sz="4"/>
@@ -17305,7 +17329,7 @@
         </w:tc>
         <w:tc>
           <w:tcPr>
-            <w:tcW w:type="dxa" w:w="1878"/>
+            <w:tcW w:type="dxa" w:w="1565"/>
             <w:tcBorders>
               <w:top w:val="single" w:color="BFC9D6" w:sz="4"/>
               <w:left w:val="single" w:color="BFC9D6" w:sz="4"/>
@@ -17348,7 +17372,7 @@
         </w:trPr>
         <w:tc>
           <w:tcPr>
-            <w:tcW w:type="dxa" w:w="2507"/>
+            <w:tcW w:type="dxa" w:w="2218"/>
             <w:tcBorders>
               <w:top w:val="single" w:color="BFC9D6" w:sz="4"/>
               <w:left w:val="single" w:color="BFC9D6" w:sz="4"/>
@@ -17384,7 +17408,7 @@
         </w:tc>
         <w:tc>
           <w:tcPr>
-            <w:tcW w:type="dxa" w:w="1096"/>
+            <w:tcW w:type="dxa" w:w="2351"/>
             <w:tcBorders>
               <w:top w:val="single" w:color="BFC9D6" w:sz="4"/>
               <w:left w:val="single" w:color="BFC9D6" w:sz="4"/>
@@ -17435,13 +17459,13 @@
                 <w:szCs w:val="18"/>
                 <w:rtl/>
               </w:rPr>
-              <w:t xml:space="preserve"> 05:10</w:t>
-            </w:r>
-          </w:p>
-        </w:tc>
-        <w:tc>
-          <w:tcPr>
-            <w:tcW w:type="dxa" w:w="2505"/>
+              <w:t xml:space="preserve"> 05:00</w:t>
+            </w:r>
+          </w:p>
+        </w:tc>
+        <w:tc>
+          <w:tcPr>
+            <w:tcW w:type="dxa" w:w="2165"/>
             <w:tcBorders>
               <w:top w:val="single" w:color="BFC9D6" w:sz="4"/>
               <w:left w:val="single" w:color="BFC9D6" w:sz="4"/>
@@ -17477,7 +17501,7 @@
         </w:tc>
         <w:tc>
           <w:tcPr>
-            <w:tcW w:type="dxa" w:w="1878"/>
+            <w:tcW w:type="dxa" w:w="1565"/>
             <w:tcBorders>
               <w:top w:val="single" w:color="BFC9D6" w:sz="4"/>
               <w:left w:val="single" w:color="BFC9D6" w:sz="4"/>
@@ -17513,7 +17537,7 @@
         </w:tc>
         <w:tc>
           <w:tcPr>
-            <w:tcW w:type="dxa" w:w="1878"/>
+            <w:tcW w:type="dxa" w:w="1565"/>
             <w:tcBorders>
               <w:top w:val="single" w:color="BFC9D6" w:sz="4"/>
               <w:left w:val="single" w:color="BFC9D6" w:sz="4"/>
@@ -17564,7 +17588,7 @@
         </w:trPr>
         <w:tc>
           <w:tcPr>
-            <w:tcW w:type="dxa" w:w="2507"/>
+            <w:tcW w:type="dxa" w:w="2218"/>
             <w:tcBorders>
               <w:top w:val="single" w:color="BFC9D6" w:sz="4"/>
               <w:left w:val="single" w:color="BFC9D6" w:sz="4"/>
@@ -17601,7 +17625,7 @@
         </w:tc>
         <w:tc>
           <w:tcPr>
-            <w:tcW w:type="dxa" w:w="1096"/>
+            <w:tcW w:type="dxa" w:w="2351"/>
             <w:tcBorders>
               <w:top w:val="single" w:color="BFC9D6" w:sz="4"/>
               <w:left w:val="single" w:color="BFC9D6" w:sz="4"/>
@@ -17653,13 +17677,26 @@
                 <w:szCs w:val="18"/>
                 <w:rtl/>
               </w:rPr>
-              <w:t xml:space="preserve"> 05:20، وعند الأحداث</w:t>
-            </w:r>
-          </w:p>
-        </w:tc>
-        <w:tc>
-          <w:tcPr>
-            <w:tcW w:type="dxa" w:w="2505"/>
+              <w:t xml:space="preserve"> 05:10 بعد JOB-OBL-CALENDAR، وعند الحدث </w:t>
+            </w:r>
+            <w:r>
+              <w:rPr>
+                <w:rFonts w:ascii="Courier New" w:cs="Courier New" w:eastAsia="Courier New" w:hAnsi="Courier New"/>
+                <w:b w:val="false"/>
+                <w:bCs w:val="false"/>
+                <w:color w:val="1F2937"/>
+                <w:sz w:val="16"/>
+                <w:szCs w:val="16"/>
+                <w:shd w:fill="F1F3F5" w:color="auto" w:val="clear"/>
+                <w:rtl/>
+              </w:rPr>
+              <w:t xml:space="preserve">‎statement.approved‎</w:t>
+            </w:r>
+          </w:p>
+        </w:tc>
+        <w:tc>
+          <w:tcPr>
+            <w:tcW w:type="dxa" w:w="2165"/>
             <w:tcBorders>
               <w:top w:val="single" w:color="BFC9D6" w:sz="4"/>
               <w:left w:val="single" w:color="BFC9D6" w:sz="4"/>
@@ -17690,13 +17727,13 @@
                 <w:szCs w:val="18"/>
                 <w:rtl/>
               </w:rPr>
-              <w:t xml:space="preserve">تقييم ما اكتملت مدخلاته؛ MISSING_DATA بعد الموعد؛ فتح COVENANT_BREACH؛ NeedsReview؛ نقص الأرصدة في اليوم 7</w:t>
-            </w:r>
-          </w:p>
-        </w:tc>
-        <w:tc>
-          <w:tcPr>
-            <w:tcW w:type="dxa" w:w="1878"/>
+              <w:t xml:space="preserve">مد جدول الاختبارات إلى الأفق (تصحيح S2-ب)؛ تقييم ما اكتملت مدخلاته؛ PENDING_DATA قبل الموعد وMISSING_DATA بعده؛ فتح COVENANT_BREACH؛ NeedsReview؛ نقص الأرصدة من اليوم 7 (NTF-FIN-01)</w:t>
+            </w:r>
+          </w:p>
+        </w:tc>
+        <w:tc>
+          <w:tcPr>
+            <w:tcW w:type="dxa" w:w="1565"/>
             <w:tcBorders>
               <w:top w:val="single" w:color="BFC9D6" w:sz="4"/>
               <w:left w:val="single" w:color="BFC9D6" w:sz="4"/>
@@ -17733,7 +17770,7 @@
         </w:tc>
         <w:tc>
           <w:tcPr>
-            <w:tcW w:type="dxa" w:w="1878"/>
+            <w:tcW w:type="dxa" w:w="1565"/>
             <w:tcBorders>
               <w:top w:val="single" w:color="BFC9D6" w:sz="4"/>
               <w:left w:val="single" w:color="BFC9D6" w:sz="4"/>
@@ -17774,7 +17811,31 @@
                 <w:szCs w:val="18"/>
                 <w:rtl/>
               </w:rPr>
-              <w:t xml:space="preserve"> 12-m5:522؛ FR-FIN-012؛ m14:326</w:t>
+              <w:t xml:space="preserve"> 12-m5:522؛ FR-FIN-012؛ m14:326؛ </w:t>
+            </w:r>
+            <w:r>
+              <w:rPr>
+                <w:rFonts w:ascii="Courier New" w:cs="Courier New" w:eastAsia="Courier New" w:hAnsi="Courier New"/>
+                <w:b w:val="false"/>
+                <w:bCs w:val="false"/>
+                <w:color w:val="1F2937"/>
+                <w:sz w:val="16"/>
+                <w:szCs w:val="16"/>
+                <w:shd w:fill="F1F3F5" w:color="auto" w:val="clear"/>
+                <w:rtl/>
+              </w:rPr>
+              <w:t xml:space="preserve">‎docs/46‎</w:t>
+            </w:r>
+            <w:r>
+              <w:rPr>
+                <w:rFonts w:ascii="Arial" w:cs="Arial" w:eastAsia="Arial" w:hAnsi="Arial"/>
+                <w:b w:val="false"/>
+                <w:bCs w:val="false"/>
+                <w:sz w:val="18"/>
+                <w:szCs w:val="18"/>
+                <w:rtl/>
+              </w:rPr>
+              <w:t xml:space="preserve"> §5</w:t>
             </w:r>
           </w:p>
         </w:tc>
@@ -17785,13 +17846,230 @@
         </w:trPr>
         <w:tc>
           <w:tcPr>
-            <w:tcW w:type="dxa" w:w="2507"/>
-            <w:tcBorders>
-              <w:top w:val="single" w:color="BFC9D6" w:sz="4"/>
-              <w:left w:val="single" w:color="BFC9D6" w:sz="4"/>
-              <w:bottom w:val="single" w:color="BFC9D6" w:sz="4"/>
-              <w:right w:val="single" w:color="BFC9D6" w:sz="4"/>
-            </w:tcBorders>
+            <w:tcW w:type="dxa" w:w="2218"/>
+            <w:tcBorders>
+              <w:top w:val="single" w:color="BFC9D6" w:sz="4"/>
+              <w:left w:val="single" w:color="BFC9D6" w:sz="4"/>
+              <w:bottom w:val="single" w:color="BFC9D6" w:sz="4"/>
+              <w:right w:val="single" w:color="BFC9D6" w:sz="4"/>
+            </w:tcBorders>
+            <w:tcMar>
+              <w:top w:type="dxa" w:w="50"/>
+              <w:left w:type="dxa" w:w="90"/>
+              <w:bottom w:type="dxa" w:w="50"/>
+              <w:right w:type="dxa" w:w="90"/>
+            </w:tcMar>
+            <w:vAlign w:val="top"/>
+          </w:tcPr>
+          <w:p>
+            <w:pPr>
+              <w:keepNext w:val="false"/>
+              <w:bidi/>
+              <w:spacing w:after="30" w:before="30" w:line="264"/>
+            </w:pPr>
+            <w:r>
+              <w:rPr>
+                <w:rFonts w:ascii="Arial" w:cs="Arial" w:eastAsia="Arial" w:hAnsi="Arial"/>
+                <w:b w:val="false"/>
+                <w:bCs w:val="false"/>
+                <w:sz w:val="18"/>
+                <w:szCs w:val="18"/>
+                <w:rtl/>
+              </w:rPr>
+              <w:t xml:space="preserve">JOB-FIN-READINESS</w:t>
+            </w:r>
+          </w:p>
+        </w:tc>
+        <w:tc>
+          <w:tcPr>
+            <w:tcW w:type="dxa" w:w="2351"/>
+            <w:tcBorders>
+              <w:top w:val="single" w:color="BFC9D6" w:sz="4"/>
+              <w:left w:val="single" w:color="BFC9D6" w:sz="4"/>
+              <w:bottom w:val="single" w:color="BFC9D6" w:sz="4"/>
+              <w:right w:val="single" w:color="BFC9D6" w:sz="4"/>
+            </w:tcBorders>
+            <w:tcMar>
+              <w:top w:type="dxa" w:w="50"/>
+              <w:left w:type="dxa" w:w="90"/>
+              <w:bottom w:type="dxa" w:w="50"/>
+              <w:right w:type="dxa" w:w="90"/>
+            </w:tcMar>
+            <w:vAlign w:val="top"/>
+          </w:tcPr>
+          <w:p>
+            <w:pPr>
+              <w:keepNext w:val="false"/>
+              <w:bidi/>
+              <w:spacing w:after="30" w:before="30" w:line="264"/>
+            </w:pPr>
+            <w:r>
+              <w:rPr>
+                <w:rFonts w:ascii="Arial" w:cs="Arial" w:eastAsia="Arial" w:hAnsi="Arial"/>
+                <w:b w:val="false"/>
+                <w:bCs w:val="false"/>
+                <w:sz w:val="18"/>
+                <w:szCs w:val="18"/>
+                <w:rtl/>
+              </w:rPr>
+              <w:t xml:space="preserve">يومية، </w:t>
+            </w:r>
+            <w:r>
+              <w:rPr>
+                <w:rFonts w:ascii="Arial" w:cs="Arial" w:eastAsia="Arial" w:hAnsi="Arial"/>
+                <w:color w:val="E0A800"/>
+                <w:sz w:val="18"/>
+                <w:szCs w:val="18"/>
+                <w:rtl/>
+              </w:rPr>
+              <w:t xml:space="preserve">●</w:t>
+            </w:r>
+            <w:r>
+              <w:rPr>
+                <w:rFonts w:ascii="Arial" w:cs="Arial" w:eastAsia="Arial" w:hAnsi="Arial"/>
+                <w:b w:val="false"/>
+                <w:bCs w:val="false"/>
+                <w:sz w:val="18"/>
+                <w:szCs w:val="18"/>
+                <w:rtl/>
+              </w:rPr>
+              <w:t xml:space="preserve"> 05:20 بعد JOB-FIN-EVAL</w:t>
+            </w:r>
+          </w:p>
+        </w:tc>
+        <w:tc>
+          <w:tcPr>
+            <w:tcW w:type="dxa" w:w="2165"/>
+            <w:tcBorders>
+              <w:top w:val="single" w:color="BFC9D6" w:sz="4"/>
+              <w:left w:val="single" w:color="BFC9D6" w:sz="4"/>
+              <w:bottom w:val="single" w:color="BFC9D6" w:sz="4"/>
+              <w:right w:val="single" w:color="BFC9D6" w:sz="4"/>
+            </w:tcBorders>
+            <w:tcMar>
+              <w:top w:type="dxa" w:w="50"/>
+              <w:left w:type="dxa" w:w="90"/>
+              <w:bottom w:type="dxa" w:w="50"/>
+              <w:right w:type="dxa" w:w="90"/>
+            </w:tcMar>
+            <w:vAlign w:val="top"/>
+          </w:tcPr>
+          <w:p>
+            <w:pPr>
+              <w:keepNext w:val="false"/>
+              <w:bidi/>
+              <w:spacing w:after="30" w:before="30" w:line="264"/>
+            </w:pPr>
+            <w:r>
+              <w:rPr>
+                <w:rFonts w:ascii="Arial" w:cs="Arial" w:eastAsia="Arial" w:hAnsi="Arial"/>
+                <w:b w:val="false"/>
+                <w:bCs w:val="false"/>
+                <w:sz w:val="18"/>
+                <w:szCs w:val="18"/>
+                <w:rtl/>
+              </w:rPr>
+              <w:t xml:space="preserve">الإنذار المبكر لمواعيد جهات التمويل غير الجاهزة (db/static/051) بتاريخ المشترك المحلي</w:t>
+            </w:r>
+          </w:p>
+        </w:tc>
+        <w:tc>
+          <w:tcPr>
+            <w:tcW w:type="dxa" w:w="1565"/>
+            <w:tcBorders>
+              <w:top w:val="single" w:color="BFC9D6" w:sz="4"/>
+              <w:left w:val="single" w:color="BFC9D6" w:sz="4"/>
+              <w:bottom w:val="single" w:color="BFC9D6" w:sz="4"/>
+              <w:right w:val="single" w:color="BFC9D6" w:sz="4"/>
+            </w:tcBorders>
+            <w:tcMar>
+              <w:top w:type="dxa" w:w="50"/>
+              <w:left w:type="dxa" w:w="90"/>
+              <w:bottom w:type="dxa" w:w="50"/>
+              <w:right w:type="dxa" w:w="90"/>
+            </w:tcMar>
+            <w:vAlign w:val="top"/>
+          </w:tcPr>
+          <w:p>
+            <w:pPr>
+              <w:keepNext w:val="false"/>
+              <w:bidi/>
+              <w:spacing w:after="30" w:before="30" w:line="264"/>
+            </w:pPr>
+            <w:r>
+              <w:rPr>
+                <w:rFonts w:ascii="Arial" w:cs="Arial" w:eastAsia="Arial" w:hAnsi="Arial"/>
+                <w:b w:val="false"/>
+                <w:bCs w:val="false"/>
+                <w:sz w:val="18"/>
+                <w:szCs w:val="18"/>
+                <w:rtl/>
+              </w:rPr>
+              <w:t xml:space="preserve">(الحدث، المرجع، المرحلة، التاريخ)</w:t>
+            </w:r>
+          </w:p>
+        </w:tc>
+        <w:tc>
+          <w:tcPr>
+            <w:tcW w:type="dxa" w:w="1565"/>
+            <w:tcBorders>
+              <w:top w:val="single" w:color="BFC9D6" w:sz="4"/>
+              <w:left w:val="single" w:color="BFC9D6" w:sz="4"/>
+              <w:bottom w:val="single" w:color="BFC9D6" w:sz="4"/>
+              <w:right w:val="single" w:color="BFC9D6" w:sz="4"/>
+            </w:tcBorders>
+            <w:tcMar>
+              <w:top w:type="dxa" w:w="50"/>
+              <w:left w:type="dxa" w:w="90"/>
+              <w:bottom w:type="dxa" w:w="50"/>
+              <w:right w:type="dxa" w:w="90"/>
+            </w:tcMar>
+            <w:vAlign w:val="top"/>
+          </w:tcPr>
+          <w:p>
+            <w:pPr>
+              <w:keepNext w:val="false"/>
+              <w:bidi/>
+              <w:spacing w:after="30" w:before="30" w:line="264"/>
+            </w:pPr>
+            <w:r>
+              <w:rPr>
+                <w:rFonts w:ascii="Arial" w:cs="Arial" w:eastAsia="Arial" w:hAnsi="Arial"/>
+                <w:color w:val="2E9E44"/>
+                <w:sz w:val="18"/>
+                <w:szCs w:val="18"/>
+                <w:rtl/>
+              </w:rPr>
+              <w:t xml:space="preserve">●</w:t>
+            </w:r>
+            <w:r>
+              <w:rPr>
+                <w:rFonts w:ascii="Arial" w:cs="Arial" w:eastAsia="Arial" w:hAnsi="Arial"/>
+                <w:b w:val="false"/>
+                <w:bCs w:val="false"/>
+                <w:sz w:val="18"/>
+                <w:szCs w:val="18"/>
+                <w:rtl/>
+              </w:rPr>
+              <w:t xml:space="preserve"> FR-FIN-040؛ BR-FIN-041</w:t>
+            </w:r>
+          </w:p>
+        </w:tc>
+      </w:tr>
+      <w:tr>
+        <w:trPr>
+          <w:cantSplit/>
+        </w:trPr>
+        <w:tc>
+          <w:tcPr>
+            <w:tcW w:type="dxa" w:w="2218"/>
+            <w:tcBorders>
+              <w:top w:val="single" w:color="BFC9D6" w:sz="4"/>
+              <w:left w:val="single" w:color="BFC9D6" w:sz="4"/>
+              <w:bottom w:val="single" w:color="BFC9D6" w:sz="4"/>
+              <w:right w:val="single" w:color="BFC9D6" w:sz="4"/>
+            </w:tcBorders>
+            <w:shd w:fill="F5F8FC" w:color="auto" w:val="clear"/>
             <w:tcMar>
               <w:top w:type="dxa" w:w="50"/>
               <w:left w:type="dxa" w:w="90"/>
@@ -17821,13 +18099,14 @@
         </w:tc>
         <w:tc>
           <w:tcPr>
-            <w:tcW w:type="dxa" w:w="1096"/>
-            <w:tcBorders>
-              <w:top w:val="single" w:color="BFC9D6" w:sz="4"/>
-              <w:left w:val="single" w:color="BFC9D6" w:sz="4"/>
-              <w:bottom w:val="single" w:color="BFC9D6" w:sz="4"/>
-              <w:right w:val="single" w:color="BFC9D6" w:sz="4"/>
-            </w:tcBorders>
+            <w:tcW w:type="dxa" w:w="2351"/>
+            <w:tcBorders>
+              <w:top w:val="single" w:color="BFC9D6" w:sz="4"/>
+              <w:left w:val="single" w:color="BFC9D6" w:sz="4"/>
+              <w:bottom w:val="single" w:color="BFC9D6" w:sz="4"/>
+              <w:right w:val="single" w:color="BFC9D6" w:sz="4"/>
+            </w:tcBorders>
+            <w:shd w:fill="F5F8FC" w:color="auto" w:val="clear"/>
             <w:tcMar>
               <w:top w:type="dxa" w:w="50"/>
               <w:left w:type="dxa" w:w="90"/>
@@ -17857,13 +18136,14 @@
         </w:tc>
         <w:tc>
           <w:tcPr>
-            <w:tcW w:type="dxa" w:w="2505"/>
-            <w:tcBorders>
-              <w:top w:val="single" w:color="BFC9D6" w:sz="4"/>
-              <w:left w:val="single" w:color="BFC9D6" w:sz="4"/>
-              <w:bottom w:val="single" w:color="BFC9D6" w:sz="4"/>
-              <w:right w:val="single" w:color="BFC9D6" w:sz="4"/>
-            </w:tcBorders>
+            <w:tcW w:type="dxa" w:w="2165"/>
+            <w:tcBorders>
+              <w:top w:val="single" w:color="BFC9D6" w:sz="4"/>
+              <w:left w:val="single" w:color="BFC9D6" w:sz="4"/>
+              <w:bottom w:val="single" w:color="BFC9D6" w:sz="4"/>
+              <w:right w:val="single" w:color="BFC9D6" w:sz="4"/>
+            </w:tcBorders>
+            <w:shd w:fill="F5F8FC" w:color="auto" w:val="clear"/>
             <w:tcMar>
               <w:top w:type="dxa" w:w="50"/>
               <w:left w:type="dxa" w:w="90"/>
@@ -17893,13 +18173,14 @@
         </w:tc>
         <w:tc>
           <w:tcPr>
-            <w:tcW w:type="dxa" w:w="1878"/>
-            <w:tcBorders>
-              <w:top w:val="single" w:color="BFC9D6" w:sz="4"/>
-              <w:left w:val="single" w:color="BFC9D6" w:sz="4"/>
-              <w:bottom w:val="single" w:color="BFC9D6" w:sz="4"/>
-              <w:right w:val="single" w:color="BFC9D6" w:sz="4"/>
-            </w:tcBorders>
+            <w:tcW w:type="dxa" w:w="1565"/>
+            <w:tcBorders>
+              <w:top w:val="single" w:color="BFC9D6" w:sz="4"/>
+              <w:left w:val="single" w:color="BFC9D6" w:sz="4"/>
+              <w:bottom w:val="single" w:color="BFC9D6" w:sz="4"/>
+              <w:right w:val="single" w:color="BFC9D6" w:sz="4"/>
+            </w:tcBorders>
+            <w:shd w:fill="F5F8FC" w:color="auto" w:val="clear"/>
             <w:tcMar>
               <w:top w:type="dxa" w:w="50"/>
               <w:left w:type="dxa" w:w="90"/>
@@ -17929,13 +18210,14 @@
         </w:tc>
         <w:tc>
           <w:tcPr>
-            <w:tcW w:type="dxa" w:w="1878"/>
-            <w:tcBorders>
-              <w:top w:val="single" w:color="BFC9D6" w:sz="4"/>
-              <w:left w:val="single" w:color="BFC9D6" w:sz="4"/>
-              <w:bottom w:val="single" w:color="BFC9D6" w:sz="4"/>
-              <w:right w:val="single" w:color="BFC9D6" w:sz="4"/>
-            </w:tcBorders>
+            <w:tcW w:type="dxa" w:w="1565"/>
+            <w:tcBorders>
+              <w:top w:val="single" w:color="BFC9D6" w:sz="4"/>
+              <w:left w:val="single" w:color="BFC9D6" w:sz="4"/>
+              <w:bottom w:val="single" w:color="BFC9D6" w:sz="4"/>
+              <w:right w:val="single" w:color="BFC9D6" w:sz="4"/>
+            </w:tcBorders>
+            <w:shd w:fill="F5F8FC" w:color="auto" w:val="clear"/>
             <w:tcMar>
               <w:top w:type="dxa" w:w="50"/>
               <w:left w:type="dxa" w:w="90"/>
@@ -18861,7 +19143,7 @@
                 <w:szCs w:val="18"/>
                 <w:rtl/>
               </w:rPr>
-              <w:t xml:space="preserve">CMP.BREACH بمستوى WARNING</w:t>
+              <w:t xml:space="preserve">CMP.WARNING (تصحيح S2-ب: حدث مستقل في NTF.BASE v5، داخلي غير إلزامي)</w:t>
             </w:r>
           </w:p>
         </w:tc>
@@ -18982,7 +19264,31 @@
                 <w:szCs w:val="18"/>
                 <w:rtl/>
               </w:rPr>
-              <w:t xml:space="preserve"> 12-m5:516</w:t>
+              <w:t xml:space="preserve"> 12-m5:516؛ </w:t>
+            </w:r>
+            <w:r>
+              <w:rPr>
+                <w:rFonts w:ascii="Courier New" w:cs="Courier New" w:eastAsia="Courier New" w:hAnsi="Courier New"/>
+                <w:b w:val="false"/>
+                <w:bCs w:val="false"/>
+                <w:color w:val="1F2937"/>
+                <w:sz w:val="16"/>
+                <w:szCs w:val="16"/>
+                <w:shd w:fill="F1F3F5" w:color="auto" w:val="clear"/>
+                <w:rtl/>
+              </w:rPr>
+              <w:t xml:space="preserve">‎docs/46‎</w:t>
+            </w:r>
+            <w:r>
+              <w:rPr>
+                <w:rFonts w:ascii="Arial" w:cs="Arial" w:eastAsia="Arial" w:hAnsi="Arial"/>
+                <w:b w:val="false"/>
+                <w:bCs w:val="false"/>
+                <w:sz w:val="18"/>
+                <w:szCs w:val="18"/>
+                <w:rtl/>
+              </w:rPr>
+              <w:t xml:space="preserve"> §5</w:t>
             </w:r>
           </w:p>
         </w:tc>
@@ -24475,7 +24781,29 @@
                 <w:szCs w:val="18"/>
                 <w:rtl/>
               </w:rPr>
-              <w:t xml:space="preserve"> معتمد من المالك (2026-10-12): المؤكد وحده؛ يؤكده حامل </w:t>
+              <w:t xml:space="preserve"> معتمد من المالك (2026-10-12): المؤكد وحده يُقيَّم. </w:t>
+            </w:r>
+            <w:r>
+              <w:rPr>
+                <w:rFonts w:ascii="Arial" w:cs="Arial" w:eastAsia="Arial" w:hAnsi="Arial"/>
+                <w:b/>
+                <w:bCs/>
+                <w:sz w:val="18"/>
+                <w:szCs w:val="18"/>
+                <w:rtl/>
+              </w:rPr>
+              <w:t xml:space="preserve">تصحيح (2026-10-23):</w:t>
+            </w:r>
+            <w:r>
+              <w:rPr>
+                <w:rFonts w:ascii="Arial" w:cs="Arial" w:eastAsia="Arial" w:hAnsi="Arial"/>
+                <w:b w:val="false"/>
+                <w:bCs w:val="false"/>
+                <w:sz w:val="18"/>
+                <w:szCs w:val="18"/>
+                <w:rtl/>
+              </w:rPr>
+              <w:t xml:space="preserve"> جعلت القاعدة (db/static/052 و058، ADR 0037) التأكيد لحامل </w:t>
             </w:r>
             <w:r>
               <w:rPr>
@@ -24488,18 +24816,18 @@
                 <w:shd w:fill="F1F3F5" w:color="auto" w:val="clear"/>
                 <w:rtl/>
               </w:rPr>
-              <w:t xml:space="preserve">‎fin.stats.enter‎</w:t>
-            </w:r>
-            <w:r>
-              <w:rPr>
-                <w:rFonts w:ascii="Arial" w:cs="Arial" w:eastAsia="Arial" w:hAnsi="Arial"/>
-                <w:b w:val="false"/>
-                <w:bCs w:val="false"/>
-                <w:sz w:val="18"/>
-                <w:szCs w:val="18"/>
-                <w:rtl/>
-              </w:rPr>
-              <w:t xml:space="preserve"> بلا معتمِد ثانٍ</w:t>
+              <w:t xml:space="preserve">‎fin.stats.confirm‎</w:t>
+            </w:r>
+            <w:r>
+              <w:rPr>
+                <w:rFonts w:ascii="Arial" w:cs="Arial" w:eastAsia="Arial" w:hAnsi="Arial"/>
+                <w:b w:val="false"/>
+                <w:bCs w:val="false"/>
+                <w:sz w:val="18"/>
+                <w:szCs w:val="18"/>
+                <w:rtl/>
+              </w:rPr>
+              <w:t xml:space="preserve"> غير المُدخِل، وتتبعها الشريحة S2-ب (S2B-GAP-17)</w:t>
             </w:r>
           </w:p>
         </w:tc>
